--- a/plantillas/cotizador/salida/PLANTILLA_COTIZACION_FLETES_TAURO.docx
+++ b/plantillas/cotizador/salida/PLANTILLA_COTIZACION_FLETES_TAURO.docx
@@ -2,8 +2,8 @@
 <file path=word/document.xml><?xml version="1.0" encoding="utf-8"?>
 <w:document xmlns:wpc="http://schemas.microsoft.com/office/word/2010/wordprocessingCanvas" xmlns:mc="http://schemas.openxmlformats.org/markup-compatibility/2006" xmlns:o="urn:schemas-microsoft-com:office:office" xmlns:r="http://schemas.openxmlformats.org/officeDocument/2006/relationships" xmlns:m="http://schemas.openxmlformats.org/officeDocument/2006/math" xmlns:v="urn:schemas-microsoft-com:vml" xmlns:wp14="http://schemas.microsoft.com/office/word/2010/wordprocessingDrawing" xmlns:wp="http://schemas.openxmlformats.org/drawingml/2006/wordprocessingDrawing" xmlns:w10="urn:schemas-microsoft-com:office:word" xmlns:w="http://schemas.openxmlformats.org/wordprocessingml/2006/main" xmlns:w14="http://schemas.microsoft.com/office/word/2010/wordml" xmlns:w15="http://schemas.microsoft.com/office/word/2012/wordml" xmlns:wpg="http://schemas.microsoft.com/office/word/2010/wordprocessingGroup" xmlns:wpi="http://schemas.microsoft.com/office/word/2010/wordprocessingInk" xmlns:wne="http://schemas.microsoft.com/office/word/2006/wordml" xmlns:wps="http://schemas.microsoft.com/office/word/2010/wordprocessingShape" mc:Ignorable="w14 w15 wp14">
   <w:body>
-    <w:bookmarkStart w:id="1067" w:name="PANEL"/>
-    <w:bookmarkEnd w:id="1067"/>
+    <w:bookmarkStart w:id="1050" w:name="PANEL"/>
+    <w:bookmarkEnd w:id="1050"/>
     <w:p>
       <w:pPr>
         <w:spacing w:before="0" w:after="50"/>
@@ -169,7 +169,7 @@
           </w:p>
           <w:p>
             <w:pPr>
-              <w:spacing w:before="0" w:after="90" w:line="260" w:lineRule="auto"/>
+              <w:spacing w:before="0" w:after="75" w:line="248" w:lineRule="auto"/>
               <w:ind w:left="340" w:hanging="340"/>
             </w:pPr>
             <w:r>
@@ -199,12 +199,12 @@
                 <w:sz w:val="18"/>
                 <w:szCs w:val="18"/>
               </w:rPr>
-              <w:t xml:space="preserve">Captura los datos del cliente y de la mercancía directamente en la cotización (páginas siguientes). Los campos sombreados son controles de Word: haz clic y escribe.</w:t>
-            </w:r>
-          </w:p>
-          <w:p>
-            <w:pPr>
-              <w:spacing w:before="0" w:after="90" w:line="260" w:lineRule="auto"/>
+              <w:t xml:space="preserve">Captura las cifras de la mercancía —tarimas, medidas y peso— directamente en el párrafo de la cotización. Los campos sombreados son controles de Word: haz clic y escribe.</w:t>
+            </w:r>
+          </w:p>
+          <w:p>
+            <w:pPr>
+              <w:spacing w:before="0" w:after="75" w:line="248" w:lineRule="auto"/>
               <w:ind w:left="340" w:hanging="340"/>
             </w:pPr>
             <w:r>
@@ -239,7 +239,7 @@
           </w:p>
           <w:p>
             <w:pPr>
-              <w:spacing w:before="0" w:after="90" w:line="260" w:lineRule="auto"/>
+              <w:spacing w:before="0" w:after="75" w:line="248" w:lineRule="auto"/>
               <w:ind w:left="340" w:hanging="340"/>
             </w:pPr>
             <w:r>
@@ -274,7 +274,7 @@
           </w:p>
           <w:p>
             <w:pPr>
-              <w:spacing w:before="0" w:after="90" w:line="260" w:lineRule="auto"/>
+              <w:spacing w:before="0" w:after="75" w:line="248" w:lineRule="auto"/>
               <w:ind w:left="340" w:hanging="340"/>
             </w:pPr>
             <w:r>
@@ -552,7 +552,7 @@
       <w:tr>
         <w:trPr>
           <w:cantSplit/>
-          <w:trHeight w:val="540" w:hRule="atLeast"/>
+          <w:trHeight w:val="450" w:hRule="atLeast"/>
         </w:trPr>
         <w:tc>
           <w:tcPr>
@@ -585,7 +585,7 @@
                 </w:rPr>
                 <w:alias w:val="chk_RECOLECCION"/>
                 <w:tag w:val="chk_RECOLECCION"/>
-                <w:id w:val="1068"/>
+                <w:id w:val="1051"/>
                 <w14:checkbox>
                   <w14:checked w14:val="1"/>
                   <w14:checkedState w14:val="2612" w14:font="MS Gothic"/>
@@ -638,7 +638,7 @@
                 </w:rPr>
                 <w:alias w:val="lbl_RECOLECCION"/>
                 <w:tag w:val="lbl_RECOLECCION"/>
-                <w:id w:val="1069"/>
+                <w:id w:val="1052"/>
                 <w:text/>
               </w:sdtPr>
               <w:sdtContent>
@@ -687,7 +687,7 @@
                 </w:rPr>
                 <w:alias w:val="mod_RECOLECCION"/>
                 <w:tag w:val="mod_RECOLECCION"/>
-                <w:id w:val="1070"/>
+                <w:id w:val="1053"/>
                 <w:dropDownList>
                   <w:listItem w:displayText="Dentro de zona" w:value="Dentro de zona"/>
                   <w:listItem w:displayText="Fuera de zona" w:value="Fuera de zona"/>
@@ -738,7 +738,7 @@
                 </w:rPr>
                 <w:alias w:val="tab_RECOLECCION"/>
                 <w:tag w:val="tab_RECOLECCION"/>
-                <w:id w:val="1071"/>
+                <w:id w:val="1054"/>
                 <w:dropDownList>
                   <w:listItem w:displayText="Automático por peso" w:value="Automático por peso"/>
                   <w:listItem w:displayText="Hasta 500 kg" w:value="Hasta 500 kg"/>
@@ -776,9 +776,9 @@
             </w:tcBorders>
             <w:shd w:val="clear" w:color="auto" w:fill="F5F6F8"/>
             <w:tcMar>
-              <w:top w:w="90" w:type="dxa"/>
+              <w:top w:w="70" w:type="dxa"/>
               <w:left w:w="150" w:type="dxa"/>
-              <w:bottom w:w="90" w:type="dxa"/>
+              <w:bottom w:w="70" w:type="dxa"/>
               <w:right w:w="150" w:type="dxa"/>
             </w:tcMar>
             <w:vAlign w:val="center"/>
@@ -800,7 +800,7 @@
                 </w:rPr>
                 <w:alias w:val="imp_RECOLECCION"/>
                 <w:tag w:val="imp_RECOLECCION"/>
-                <w:id w:val="1072"/>
+                <w:id w:val="1055"/>
                 <w:text/>
               </w:sdtPr>
               <w:sdtContent>
@@ -823,7 +823,7 @@
       <w:tr>
         <w:trPr>
           <w:cantSplit/>
-          <w:trHeight w:val="540" w:hRule="atLeast"/>
+          <w:trHeight w:val="450" w:hRule="atLeast"/>
         </w:trPr>
         <w:tc>
           <w:tcPr>
@@ -856,7 +856,7 @@
                 </w:rPr>
                 <w:alias w:val="chk_MANIOBRAS_CARGA"/>
                 <w:tag w:val="chk_MANIOBRAS_CARGA"/>
-                <w:id w:val="1073"/>
+                <w:id w:val="1056"/>
                 <w14:checkbox>
                   <w14:checked w14:val="0"/>
                   <w14:checkedState w14:val="2612" w14:font="MS Gothic"/>
@@ -909,7 +909,7 @@
                 </w:rPr>
                 <w:alias w:val="lbl_MANIOBRAS_CARGA"/>
                 <w:tag w:val="lbl_MANIOBRAS_CARGA"/>
-                <w:id w:val="1074"/>
+                <w:id w:val="1057"/>
                 <w:text/>
               </w:sdtPr>
               <w:sdtContent>
@@ -958,7 +958,7 @@
                 </w:rPr>
                 <w:alias w:val="mod_MANIOBRAS_CARGA"/>
                 <w:tag w:val="mod_MANIOBRAS_CARGA"/>
-                <w:id w:val="1075"/>
+                <w:id w:val="1058"/>
                 <w:dropDownList>
                   <w:listItem w:displayText="Según tabulador" w:value="Según tabulador"/>
                   <w:listItem w:displayText="Importe manual" w:value="Importe manual"/>
@@ -1008,7 +1008,7 @@
                 </w:rPr>
                 <w:alias w:val="tab_MANIOBRAS_CARGA"/>
                 <w:tag w:val="tab_MANIOBRAS_CARGA"/>
-                <w:id w:val="1076"/>
+                <w:id w:val="1059"/>
                 <w:dropDownList>
                   <w:listItem w:displayText="Maniobra estándar (hasta 2 tarimas)" w:value="Maniobra estándar (hasta 2 tarimas)"/>
                   <w:listItem w:displayText="Maniobra estándar (3 a 6 tarimas)" w:value="Maniobra estándar (3 a 6 tarimas)"/>
@@ -1039,9 +1039,9 @@
             </w:tcBorders>
             <w:shd w:val="clear" w:color="auto" w:fill="FFFFFF"/>
             <w:tcMar>
-              <w:top w:w="90" w:type="dxa"/>
+              <w:top w:w="70" w:type="dxa"/>
               <w:left w:w="150" w:type="dxa"/>
-              <w:bottom w:w="90" w:type="dxa"/>
+              <w:bottom w:w="70" w:type="dxa"/>
               <w:right w:w="150" w:type="dxa"/>
             </w:tcMar>
             <w:vAlign w:val="center"/>
@@ -1063,7 +1063,7 @@
                 </w:rPr>
                 <w:alias w:val="imp_MANIOBRAS_CARGA"/>
                 <w:tag w:val="imp_MANIOBRAS_CARGA"/>
-                <w:id w:val="1077"/>
+                <w:id w:val="1060"/>
                 <w:text/>
               </w:sdtPr>
               <w:sdtContent>
@@ -1085,7 +1085,7 @@
       <w:tr>
         <w:trPr>
           <w:cantSplit/>
-          <w:trHeight w:val="540" w:hRule="atLeast"/>
+          <w:trHeight w:val="450" w:hRule="atLeast"/>
         </w:trPr>
         <w:tc>
           <w:tcPr>
@@ -1118,7 +1118,7 @@
                 </w:rPr>
                 <w:alias w:val="chk_FLETE"/>
                 <w:tag w:val="chk_FLETE"/>
-                <w:id w:val="1078"/>
+                <w:id w:val="1061"/>
                 <w14:checkbox>
                   <w14:checked w14:val="1"/>
                   <w14:checkedState w14:val="2612" w14:font="MS Gothic"/>
@@ -1171,7 +1171,7 @@
                 </w:rPr>
                 <w:alias w:val="lbl_FLETE"/>
                 <w:tag w:val="lbl_FLETE"/>
-                <w:id w:val="1079"/>
+                <w:id w:val="1062"/>
                 <w:text/>
               </w:sdtPr>
               <w:sdtContent>
@@ -1220,7 +1220,7 @@
                 </w:rPr>
                 <w:alias w:val="mod_FLETE"/>
                 <w:tag w:val="mod_FLETE"/>
-                <w:id w:val="1080"/>
+                <w:id w:val="1063"/>
                 <w:dropDownList>
                   <w:listItem w:displayText="Monterrey → Ciudad de México" w:value="Monterrey → Ciudad de México"/>
                   <w:listItem w:displayText="Ciudad de México → Monterrey" w:value="Ciudad de México → Monterrey"/>
@@ -1271,7 +1271,7 @@
                 </w:rPr>
                 <w:alias w:val="tab_FLETE"/>
                 <w:tag w:val="tab_FLETE"/>
-                <w:id w:val="1081"/>
+                <w:id w:val="1064"/>
                 <w:dropDownList>
                   <w:listItem w:displayText="Carga consolidada regular" w:value="Carga consolidada regular"/>
                   <w:listItem w:displayText="Carga consolidada material peligroso" w:value="Carga consolidada material peligroso"/>
@@ -1300,9 +1300,9 @@
             </w:tcBorders>
             <w:shd w:val="clear" w:color="auto" w:fill="F5F6F8"/>
             <w:tcMar>
-              <w:top w:w="90" w:type="dxa"/>
+              <w:top w:w="70" w:type="dxa"/>
               <w:left w:w="150" w:type="dxa"/>
-              <w:bottom w:w="90" w:type="dxa"/>
+              <w:bottom w:w="70" w:type="dxa"/>
               <w:right w:w="150" w:type="dxa"/>
             </w:tcMar>
             <w:vAlign w:val="center"/>
@@ -1324,7 +1324,7 @@
                 </w:rPr>
                 <w:alias w:val="imp_FLETE"/>
                 <w:tag w:val="imp_FLETE"/>
-                <w:id w:val="1082"/>
+                <w:id w:val="1065"/>
                 <w:text/>
               </w:sdtPr>
               <w:sdtContent>
@@ -1347,7 +1347,7 @@
       <w:tr>
         <w:trPr>
           <w:cantSplit/>
-          <w:trHeight w:val="540" w:hRule="atLeast"/>
+          <w:trHeight w:val="450" w:hRule="atLeast"/>
         </w:trPr>
         <w:tc>
           <w:tcPr>
@@ -1380,7 +1380,7 @@
                 </w:rPr>
                 <w:alias w:val="chk_MANIOBRAS_DESCARGA"/>
                 <w:tag w:val="chk_MANIOBRAS_DESCARGA"/>
-                <w:id w:val="1083"/>
+                <w:id w:val="1066"/>
                 <w14:checkbox>
                   <w14:checked w14:val="0"/>
                   <w14:checkedState w14:val="2612" w14:font="MS Gothic"/>
@@ -1433,7 +1433,7 @@
                 </w:rPr>
                 <w:alias w:val="lbl_MANIOBRAS_DESCARGA"/>
                 <w:tag w:val="lbl_MANIOBRAS_DESCARGA"/>
-                <w:id w:val="1084"/>
+                <w:id w:val="1067"/>
                 <w:text/>
               </w:sdtPr>
               <w:sdtContent>
@@ -1482,7 +1482,7 @@
                 </w:rPr>
                 <w:alias w:val="mod_MANIOBRAS_DESCARGA"/>
                 <w:tag w:val="mod_MANIOBRAS_DESCARGA"/>
-                <w:id w:val="1085"/>
+                <w:id w:val="1068"/>
                 <w:dropDownList>
                   <w:listItem w:displayText="Según tabulador" w:value="Según tabulador"/>
                   <w:listItem w:displayText="Importe manual" w:value="Importe manual"/>
@@ -1532,7 +1532,7 @@
                 </w:rPr>
                 <w:alias w:val="tab_MANIOBRAS_DESCARGA"/>
                 <w:tag w:val="tab_MANIOBRAS_DESCARGA"/>
-                <w:id w:val="1086"/>
+                <w:id w:val="1069"/>
                 <w:dropDownList>
                   <w:listItem w:displayText="Maniobra estándar (hasta 2 tarimas)" w:value="Maniobra estándar (hasta 2 tarimas)"/>
                   <w:listItem w:displayText="Maniobra estándar (3 a 6 tarimas)" w:value="Maniobra estándar (3 a 6 tarimas)"/>
@@ -1563,9 +1563,9 @@
             </w:tcBorders>
             <w:shd w:val="clear" w:color="auto" w:fill="FFFFFF"/>
             <w:tcMar>
-              <w:top w:w="90" w:type="dxa"/>
+              <w:top w:w="70" w:type="dxa"/>
               <w:left w:w="150" w:type="dxa"/>
-              <w:bottom w:w="90" w:type="dxa"/>
+              <w:bottom w:w="70" w:type="dxa"/>
               <w:right w:w="150" w:type="dxa"/>
             </w:tcMar>
             <w:vAlign w:val="center"/>
@@ -1587,7 +1587,7 @@
                 </w:rPr>
                 <w:alias w:val="imp_MANIOBRAS_DESCARGA"/>
                 <w:tag w:val="imp_MANIOBRAS_DESCARGA"/>
-                <w:id w:val="1087"/>
+                <w:id w:val="1070"/>
                 <w:text/>
               </w:sdtPr>
               <w:sdtContent>
@@ -1609,7 +1609,7 @@
       <w:tr>
         <w:trPr>
           <w:cantSplit/>
-          <w:trHeight w:val="540" w:hRule="atLeast"/>
+          <w:trHeight w:val="450" w:hRule="atLeast"/>
         </w:trPr>
         <w:tc>
           <w:tcPr>
@@ -1642,7 +1642,7 @@
                 </w:rPr>
                 <w:alias w:val="chk_ENTREGA"/>
                 <w:tag w:val="chk_ENTREGA"/>
-                <w:id w:val="1088"/>
+                <w:id w:val="1071"/>
                 <w14:checkbox>
                   <w14:checked w14:val="1"/>
                   <w14:checkedState w14:val="2612" w14:font="MS Gothic"/>
@@ -1695,7 +1695,7 @@
                 </w:rPr>
                 <w:alias w:val="lbl_ENTREGA"/>
                 <w:tag w:val="lbl_ENTREGA"/>
-                <w:id w:val="1089"/>
+                <w:id w:val="1072"/>
                 <w:text/>
               </w:sdtPr>
               <w:sdtContent>
@@ -1744,7 +1744,7 @@
                 </w:rPr>
                 <w:alias w:val="mod_ENTREGA"/>
                 <w:tag w:val="mod_ENTREGA"/>
-                <w:id w:val="1090"/>
+                <w:id w:val="1073"/>
                 <w:dropDownList>
                   <w:listItem w:displayText="Dentro de zona" w:value="Dentro de zona"/>
                   <w:listItem w:displayText="Fuera de zona" w:value="Fuera de zona"/>
@@ -1795,7 +1795,7 @@
                 </w:rPr>
                 <w:alias w:val="tab_ENTREGA"/>
                 <w:tag w:val="tab_ENTREGA"/>
-                <w:id w:val="1091"/>
+                <w:id w:val="1074"/>
                 <w:dropDownList>
                   <w:listItem w:displayText="Automático por peso" w:value="Automático por peso"/>
                   <w:listItem w:displayText="Hasta 500 kg" w:value="Hasta 500 kg"/>
@@ -1833,9 +1833,9 @@
             </w:tcBorders>
             <w:shd w:val="clear" w:color="auto" w:fill="F5F6F8"/>
             <w:tcMar>
-              <w:top w:w="90" w:type="dxa"/>
+              <w:top w:w="70" w:type="dxa"/>
               <w:left w:w="150" w:type="dxa"/>
-              <w:bottom w:w="90" w:type="dxa"/>
+              <w:bottom w:w="70" w:type="dxa"/>
               <w:right w:w="150" w:type="dxa"/>
             </w:tcMar>
             <w:vAlign w:val="center"/>
@@ -1857,7 +1857,7 @@
                 </w:rPr>
                 <w:alias w:val="imp_ENTREGA"/>
                 <w:tag w:val="imp_ENTREGA"/>
-                <w:id w:val="1092"/>
+                <w:id w:val="1075"/>
                 <w:text/>
               </w:sdtPr>
               <w:sdtContent>
@@ -1880,7 +1880,7 @@
       <w:tr>
         <w:trPr>
           <w:cantSplit/>
-          <w:trHeight w:val="540" w:hRule="atLeast"/>
+          <w:trHeight w:val="450" w:hRule="atLeast"/>
         </w:trPr>
         <w:tc>
           <w:tcPr>
@@ -1913,7 +1913,7 @@
                 </w:rPr>
                 <w:alias w:val="chk_CITA"/>
                 <w:tag w:val="chk_CITA"/>
-                <w:id w:val="1093"/>
+                <w:id w:val="1076"/>
                 <w14:checkbox>
                   <w14:checked w14:val="0"/>
                   <w14:checkedState w14:val="2612" w14:font="MS Gothic"/>
@@ -1966,7 +1966,7 @@
                 </w:rPr>
                 <w:alias w:val="lbl_CITA"/>
                 <w:tag w:val="lbl_CITA"/>
-                <w:id w:val="1094"/>
+                <w:id w:val="1077"/>
                 <w:text/>
               </w:sdtPr>
               <w:sdtContent>
@@ -2015,7 +2015,7 @@
                 </w:rPr>
                 <w:alias w:val="mod_CITA"/>
                 <w:tag w:val="mod_CITA"/>
-                <w:id w:val="1095"/>
+                <w:id w:val="1078"/>
                 <w:dropDownList>
                   <w:listItem w:displayText="Según tabulador" w:value="Según tabulador"/>
                   <w:listItem w:displayText="Importe manual" w:value="Importe manual"/>
@@ -2065,7 +2065,7 @@
                 </w:rPr>
                 <w:alias w:val="tab_CITA"/>
                 <w:tag w:val="tab_CITA"/>
-                <w:id w:val="1096"/>
+                <w:id w:val="1079"/>
                 <w:dropDownList>
                   <w:listItem w:displayText="Cita programada (48 h de anticipación)" w:value="Cita programada (48 h de anticipación)"/>
                   <w:listItem w:displayText="Cita en plataforma / andén de cliente" w:value="Cita en plataforma / andén de cliente"/>
@@ -2094,9 +2094,9 @@
             </w:tcBorders>
             <w:shd w:val="clear" w:color="auto" w:fill="FFFFFF"/>
             <w:tcMar>
-              <w:top w:w="90" w:type="dxa"/>
+              <w:top w:w="70" w:type="dxa"/>
               <w:left w:w="150" w:type="dxa"/>
-              <w:bottom w:w="90" w:type="dxa"/>
+              <w:bottom w:w="70" w:type="dxa"/>
               <w:right w:w="150" w:type="dxa"/>
             </w:tcMar>
             <w:vAlign w:val="center"/>
@@ -2118,7 +2118,7 @@
                 </w:rPr>
                 <w:alias w:val="imp_CITA"/>
                 <w:tag w:val="imp_CITA"/>
-                <w:id w:val="1097"/>
+                <w:id w:val="1080"/>
                 <w:text/>
               </w:sdtPr>
               <w:sdtContent>
@@ -2140,7 +2140,7 @@
       <w:tr>
         <w:trPr>
           <w:cantSplit/>
-          <w:trHeight w:val="540" w:hRule="atLeast"/>
+          <w:trHeight w:val="450" w:hRule="atLeast"/>
         </w:trPr>
         <w:tc>
           <w:tcPr>
@@ -2173,7 +2173,7 @@
                 </w:rPr>
                 <w:alias w:val="chk_SEGURO"/>
                 <w:tag w:val="chk_SEGURO"/>
-                <w:id w:val="1098"/>
+                <w:id w:val="1081"/>
                 <w14:checkbox>
                   <w14:checked w14:val="0"/>
                   <w14:checkedState w14:val="2612" w14:font="MS Gothic"/>
@@ -2226,7 +2226,7 @@
                 </w:rPr>
                 <w:alias w:val="lbl_SEGURO"/>
                 <w:tag w:val="lbl_SEGURO"/>
-                <w:id w:val="1099"/>
+                <w:id w:val="1082"/>
                 <w:text/>
               </w:sdtPr>
               <w:sdtContent>
@@ -2275,7 +2275,7 @@
                 </w:rPr>
                 <w:alias w:val="mod_SEGURO"/>
                 <w:tag w:val="mod_SEGURO"/>
-                <w:id w:val="1100"/>
+                <w:id w:val="1083"/>
                 <w:dropDownList>
                   <w:listItem w:displayText="Sobre valor declarado" w:value="Sobre valor declarado"/>
                   <w:listItem w:displayText="Importe manual" w:value="Importe manual"/>
@@ -2325,7 +2325,7 @@
                 </w:rPr>
                 <w:alias w:val="tab_SEGURO"/>
                 <w:tag w:val="tab_SEGURO"/>
-                <w:id w:val="1101"/>
+                <w:id w:val="1084"/>
                 <w:dropDownList>
                   <w:listItem w:displayText="Cobertura estándar" w:value="Cobertura estándar"/>
                   <w:listItem w:displayText="Prima mínima" w:value="Prima mínima"/>
@@ -2354,9 +2354,9 @@
             </w:tcBorders>
             <w:shd w:val="clear" w:color="auto" w:fill="FFFFFF"/>
             <w:tcMar>
-              <w:top w:w="90" w:type="dxa"/>
+              <w:top w:w="70" w:type="dxa"/>
               <w:left w:w="150" w:type="dxa"/>
-              <w:bottom w:w="90" w:type="dxa"/>
+              <w:bottom w:w="70" w:type="dxa"/>
               <w:right w:w="150" w:type="dxa"/>
             </w:tcMar>
             <w:vAlign w:val="center"/>
@@ -2378,7 +2378,7 @@
                 </w:rPr>
                 <w:alias w:val="imp_SEGURO"/>
                 <w:tag w:val="imp_SEGURO"/>
-                <w:id w:val="1102"/>
+                <w:id w:val="1085"/>
                 <w:text/>
               </w:sdtPr>
               <w:sdtContent>
@@ -2400,7 +2400,7 @@
     </w:tbl>
     <w:p>
       <w:pPr>
-        <w:spacing w:before="140" w:after="0"/>
+        <w:spacing w:before="100" w:after="0"/>
       </w:pPr>
       <w:r>
         <w:rPr>
@@ -2411,7 +2411,7 @@
           <w:sz w:val="16"/>
           <w:szCs w:val="16"/>
         </w:rPr>
-        <w:t xml:space="preserve">Para agregar un concepto nuevo: copia una fila de esta tabla, cambia su nombre, elige «Importe manual» en Modalidad y captura el costo en la columna Importe.</w:t>
+        <w:t xml:space="preserve">Para agregar un concepto: copia una fila, cámbiale el nombre y elige «Importe manual» en Modalidad.</w:t>
       </w:r>
     </w:p>
     <w:p>
@@ -2421,7 +2421,7 @@
           <w:left w:val="single" w:sz="16" w:space="7" w:color="B4975A"/>
           <w:bottom w:val="single" w:sz="4" w:space="7" w:color="D8DBE0"/>
         </w:pBdr>
-        <w:spacing w:before="190" w:after="110"/>
+        <w:spacing w:before="160" w:after="100"/>
         <w:ind w:left="190"/>
       </w:pPr>
       <w:r>
@@ -2559,7 +2559,7 @@
       <w:tr>
         <w:trPr>
           <w:cantSplit/>
-          <w:trHeight w:val="460" w:hRule="atLeast"/>
+          <w:trHeight w:val="420" w:hRule="atLeast"/>
         </w:trPr>
         <w:tc>
           <w:tcPr>
@@ -2622,7 +2622,7 @@
                 </w:rPr>
                 <w:alias w:val="opt_iva"/>
                 <w:tag w:val="opt_iva"/>
-                <w:id w:val="1103"/>
+                <w:id w:val="1086"/>
                 <w:dropDownList>
                   <w:listItem w:displayText="No" w:value="No"/>
                   <w:listItem w:displayText="Sí" w:value="Sí"/>
@@ -2649,9 +2649,9 @@
               <w:bottom w:val="single" w:sz="4" w:space="0" w:color="EBEDF0"/>
             </w:tcBorders>
             <w:tcMar>
-              <w:top w:w="90" w:type="dxa"/>
+              <w:top w:w="80" w:type="dxa"/>
               <w:left w:w="150" w:type="dxa"/>
-              <w:bottom w:w="90" w:type="dxa"/>
+              <w:bottom w:w="80" w:type="dxa"/>
               <w:right w:w="150" w:type="dxa"/>
             </w:tcMar>
             <w:vAlign w:val="center"/>
@@ -2667,7 +2667,120 @@
                 <w:sz w:val="16"/>
                 <w:szCs w:val="16"/>
               </w:rPr>
-              <w:t xml:space="preserve">Si eliges «Sí» la tabla mostrará Subtotal, IVA 16% y Total.</w:t>
+              <w:t xml:space="preserve">Agrega Subtotal e IVA 16% antes del Total.</w:t>
+            </w:r>
+          </w:p>
+        </w:tc>
+      </w:tr>
+      <w:tr>
+        <w:trPr>
+          <w:cantSplit/>
+          <w:trHeight w:val="420" w:hRule="atLeast"/>
+        </w:trPr>
+        <w:tc>
+          <w:tcPr>
+            <w:tcW w:w="3400" w:type="dxa"/>
+            <w:tcBorders>
+              <w:bottom w:val="single" w:sz="4" w:space="0" w:color="EBEDF0"/>
+              <w:right w:val="single" w:sz="4" w:space="0" w:color="EBEDF0"/>
+            </w:tcBorders>
+            <w:tcMar>
+              <w:top w:w="110" w:type="dxa"/>
+              <w:left w:w="150" w:type="dxa"/>
+              <w:bottom w:w="110" w:type="dxa"/>
+              <w:right w:w="150" w:type="dxa"/>
+            </w:tcMar>
+            <w:vAlign w:val="center"/>
+          </w:tcPr>
+          <w:p>
+            <w:pPr>
+              <w:spacing w:before="0" w:after="0"/>
+            </w:pPr>
+            <w:r>
+              <w:rPr>
+                <w:rFonts w:ascii="Segoe UI Semibold" w:hAnsi="Segoe UI Semibold" w:cs="Segoe UI Semibold"/>
+                <w:b/>
+                <w:bCs/>
+                <w:color w:val="0F2B46"/>
+                <w:sz w:val="18"/>
+                <w:szCs w:val="18"/>
+              </w:rPr>
+              <w:t xml:space="preserve">Valor declarado</w:t>
+            </w:r>
+          </w:p>
+        </w:tc>
+        <w:tc>
+          <w:tcPr>
+            <w:tcW w:w="2400" w:type="dxa"/>
+            <w:tcBorders>
+              <w:bottom w:val="single" w:sz="4" w:space="0" w:color="EBEDF0"/>
+              <w:right w:val="single" w:sz="4" w:space="0" w:color="EBEDF0"/>
+            </w:tcBorders>
+            <w:tcMar>
+              <w:top w:w="110" w:type="dxa"/>
+              <w:left w:w="150" w:type="dxa"/>
+              <w:bottom w:w="110" w:type="dxa"/>
+              <w:right w:w="150" w:type="dxa"/>
+            </w:tcMar>
+            <w:vAlign w:val="center"/>
+          </w:tcPr>
+          <w:p>
+            <w:pPr>
+              <w:spacing w:before="0" w:after="0"/>
+            </w:pPr>
+            <w:sdt>
+              <w:sdtPr>
+                <w:rPr>
+                  <w:rFonts w:ascii="Segoe UI" w:hAnsi="Segoe UI" w:cs="Segoe UI"/>
+                  <w:color w:val="33383D"/>
+                  <w:sz w:val="17"/>
+                  <w:szCs w:val="17"/>
+                </w:rPr>
+                <w:alias w:val="merc_valor"/>
+                <w:tag w:val="merc_valor"/>
+                <w:id w:val="1087"/>
+                <w:text/>
+              </w:sdtPr>
+              <w:sdtContent>
+                <w:r>
+                  <w:rPr>
+                    <w:rFonts w:ascii="Segoe UI" w:hAnsi="Segoe UI" w:cs="Segoe UI"/>
+                    <w:color w:val="33383D"/>
+                    <w:sz w:val="17"/>
+                    <w:szCs w:val="17"/>
+                  </w:rPr>
+                  <w:t xml:space="preserve">250,000.00</w:t>
+                </w:r>
+              </w:sdtContent>
+            </w:sdt>
+          </w:p>
+        </w:tc>
+        <w:tc>
+          <w:tcPr>
+            <w:tcW w:w="4280" w:type="dxa"/>
+            <w:tcBorders>
+              <w:bottom w:val="single" w:sz="4" w:space="0" w:color="EBEDF0"/>
+            </w:tcBorders>
+            <w:tcMar>
+              <w:top w:w="80" w:type="dxa"/>
+              <w:left w:w="150" w:type="dxa"/>
+              <w:bottom w:w="80" w:type="dxa"/>
+              <w:right w:w="150" w:type="dxa"/>
+            </w:tcMar>
+            <w:vAlign w:val="center"/>
+          </w:tcPr>
+          <w:p>
+            <w:pPr>
+              <w:spacing w:before="0" w:after="0"/>
+            </w:pPr>
+            <w:r>
+              <w:rPr>
+                <w:rFonts w:ascii="Segoe UI" w:hAnsi="Segoe UI" w:cs="Segoe UI"/>
+                <w:color w:val="6E6E68"/>
+                <w:sz w:val="16"/>
+                <w:szCs w:val="16"/>
+              </w:rPr>
+              <w:t xml:space="preserve">Sólo se usa para calcular el seguro.</w:t>
             </w:r>
           </w:p>
         </w:tc>
@@ -2691,8 +2804,8 @@
         </w:sectPr>
       </w:pPr>
     </w:p>
-    <w:bookmarkStart w:id="1104" w:name="COTIZACION"/>
-    <w:bookmarkEnd w:id="1104"/>
+    <w:bookmarkStart w:id="1088" w:name="COTIZACION"/>
+    <w:bookmarkEnd w:id="1088"/>
     <w:tbl>
       <w:tblPr>
         <w:tblW w:w="10080" w:type="dxa"/>
@@ -2706,22 +2819,21 @@
         <w:tblLook w:val="0000" w:firstRow="0" w:lastRow="0" w:firstColumn="0" w:lastColumn="0" w:noHBand="1" w:noVBand="1"/>
       </w:tblPr>
       <w:tblGrid>
-        <w:gridCol w:w="5600"/>
-        <w:gridCol w:w="4480"/>
+        <w:gridCol w:w="10080"/>
       </w:tblGrid>
       <w:tr>
         <w:trPr>
           <w:cantSplit/>
-          <w:trHeight w:val="1000" w:hRule="atLeast"/>
+          <w:trHeight w:val="760" w:hRule="atLeast"/>
         </w:trPr>
         <w:tc>
           <w:tcPr>
-            <w:tcW w:w="5600" w:type="dxa"/>
+            <w:tcW w:w="10080" w:type="dxa"/>
             <w:shd w:val="clear" w:color="auto" w:fill="0F2B46"/>
             <w:tcMar>
-              <w:top w:w="220" w:type="dxa"/>
+              <w:top w:w="170" w:type="dxa"/>
               <w:left w:w="300" w:type="dxa"/>
-              <w:bottom w:w="220" w:type="dxa"/>
+              <w:bottom w:w="170" w:type="dxa"/>
               <w:right w:w="300" w:type="dxa"/>
             </w:tcMar>
             <w:vAlign w:val="center"/>
@@ -2735,55 +2847,10 @@
                 <w:rFonts w:ascii="Segoe UI Light" w:hAnsi="Segoe UI Light" w:cs="Segoe UI Light"/>
                 <w:color w:val="FFFFFF"/>
                 <w:spacing w:val="120"/>
-                <w:sz w:val="44"/>
-                <w:szCs w:val="44"/>
+                <w:sz w:val="40"/>
+                <w:szCs w:val="40"/>
               </w:rPr>
               <w:t xml:space="preserve">COTIZACIÓN</w:t>
-            </w:r>
-          </w:p>
-        </w:tc>
-        <w:tc>
-          <w:tcPr>
-            <w:tcW w:w="4480" w:type="dxa"/>
-            <w:shd w:val="clear" w:color="auto" w:fill="0F2B46"/>
-            <w:tcMar>
-              <w:top w:w="220" w:type="dxa"/>
-              <w:left w:w="300" w:type="dxa"/>
-              <w:bottom w:w="220" w:type="dxa"/>
-              <w:right w:w="300" w:type="dxa"/>
-            </w:tcMar>
-            <w:vAlign w:val="center"/>
-          </w:tcPr>
-          <w:p>
-            <w:pPr>
-              <w:spacing w:before="0" w:after="20"/>
-              <w:jc w:val="right"/>
-            </w:pPr>
-            <w:r>
-              <w:rPr>
-                <w:rFonts w:ascii="Segoe UI" w:hAnsi="Segoe UI" w:cs="Segoe UI"/>
-                <w:caps/>
-                <w:color w:val="A9BDD1"/>
-                <w:spacing w:val="60"/>
-                <w:sz w:val="16"/>
-                <w:szCs w:val="16"/>
-              </w:rPr>
-              <w:t xml:space="preserve">Propuesta económica</w:t>
-            </w:r>
-          </w:p>
-          <w:p>
-            <w:pPr>
-              <w:spacing w:before="0" w:after="0"/>
-              <w:jc w:val="right"/>
-            </w:pPr>
-            <w:r>
-              <w:rPr>
-                <w:rFonts w:ascii="Segoe UI" w:hAnsi="Segoe UI" w:cs="Segoe UI"/>
-                <w:color w:val="8FA6BE"/>
-                <w:sz w:val="15"/>
-                <w:szCs w:val="15"/>
-              </w:rPr>
-              <w:t xml:space="preserve">Servicios de transporte terrestre de carga</w:t>
             </w:r>
           </w:p>
         </w:tc>
@@ -2800,661 +2867,6 @@
           <w:sz w:val="6"/>
           <w:szCs w:val="6"/>
         </w:rPr>
-      </w:r>
-    </w:p>
-    <w:tbl>
-      <w:tblPr>
-        <w:tblW w:w="10080" w:type="dxa"/>
-        <w:tblLayout w:type="fixed"/>
-        <w:tblCellMar>
-          <w:top w:w="60" w:type="dxa"/>
-          <w:left w:w="100" w:type="dxa"/>
-          <w:bottom w:w="60" w:type="dxa"/>
-          <w:right w:w="100" w:type="dxa"/>
-        </w:tblCellMar>
-        <w:tblLook w:val="0000" w:firstRow="0" w:lastRow="0" w:firstColumn="0" w:lastColumn="0" w:noHBand="1" w:noVBand="1"/>
-      </w:tblPr>
-      <w:tblGrid>
-        <w:gridCol w:w="2100"/>
-        <w:gridCol w:w="2960"/>
-        <w:gridCol w:w="2320"/>
-        <w:gridCol w:w="2700"/>
-      </w:tblGrid>
-      <w:tr>
-        <w:trPr>
-          <w:cantSplit/>
-          <w:trHeight w:val="760" w:hRule="atLeast"/>
-        </w:trPr>
-        <w:tc>
-          <w:tcPr>
-            <w:tcW w:w="2100" w:type="dxa"/>
-            <w:tcBorders>
-              <w:bottom w:val="single" w:sz="4" w:space="0" w:color="D8DBE0"/>
-              <w:right w:val="single" w:sz="4" w:space="0" w:color="D8DBE0"/>
-            </w:tcBorders>
-            <w:shd w:val="clear" w:color="auto" w:fill="F5F6F8"/>
-            <w:tcMar>
-              <w:top w:w="150" w:type="dxa"/>
-              <w:left w:w="200" w:type="dxa"/>
-              <w:bottom w:w="150" w:type="dxa"/>
-              <w:right w:w="200" w:type="dxa"/>
-            </w:tcMar>
-            <w:vAlign w:val="top"/>
-          </w:tcPr>
-          <w:p>
-            <w:pPr>
-              <w:spacing w:before="0" w:after="30"/>
-            </w:pPr>
-            <w:r>
-              <w:rPr>
-                <w:rFonts w:ascii="Segoe UI" w:hAnsi="Segoe UI" w:cs="Segoe UI"/>
-                <w:caps/>
-                <w:color w:val="9A9A94"/>
-                <w:spacing w:val="50"/>
-                <w:sz w:val="14"/>
-                <w:szCs w:val="14"/>
-              </w:rPr>
-              <w:t xml:space="preserve">Folio</w:t>
-            </w:r>
-          </w:p>
-          <w:p>
-            <w:pPr>
-              <w:spacing w:before="0" w:after="0"/>
-            </w:pPr>
-            <w:sdt>
-              <w:sdtPr>
-                <w:rPr>
-                  <w:rFonts w:ascii="Segoe UI Semibold" w:hAnsi="Segoe UI Semibold" w:cs="Segoe UI Semibold"/>
-                  <w:b/>
-                  <w:bCs/>
-                  <w:color w:val="0F2B46"/>
-                  <w:sz w:val="20"/>
-                  <w:szCs w:val="20"/>
-                </w:rPr>
-                <w:alias w:val="doc_folio"/>
-                <w:tag w:val="doc_folio"/>
-                <w:id w:val="1105"/>
-                <w:text/>
-              </w:sdtPr>
-              <w:sdtContent>
-                <w:r>
-                  <w:rPr>
-                    <w:rFonts w:ascii="Segoe UI Semibold" w:hAnsi="Segoe UI Semibold" w:cs="Segoe UI Semibold"/>
-                    <w:b/>
-                    <w:bCs/>
-                    <w:color w:val="0F2B46"/>
-                    <w:sz w:val="20"/>
-                    <w:szCs w:val="20"/>
-                  </w:rPr>
-                  <w:t xml:space="preserve">FT-2026-0001</w:t>
-                </w:r>
-              </w:sdtContent>
-            </w:sdt>
-          </w:p>
-        </w:tc>
-        <w:tc>
-          <w:tcPr>
-            <w:tcW w:w="2960" w:type="dxa"/>
-            <w:tcBorders>
-              <w:bottom w:val="single" w:sz="4" w:space="0" w:color="D8DBE0"/>
-              <w:right w:val="single" w:sz="4" w:space="0" w:color="D8DBE0"/>
-            </w:tcBorders>
-            <w:shd w:val="clear" w:color="auto" w:fill="F5F6F8"/>
-            <w:tcMar>
-              <w:top w:w="150" w:type="dxa"/>
-              <w:left w:w="200" w:type="dxa"/>
-              <w:bottom w:w="150" w:type="dxa"/>
-              <w:right w:w="200" w:type="dxa"/>
-            </w:tcMar>
-            <w:vAlign w:val="top"/>
-          </w:tcPr>
-          <w:p>
-            <w:pPr>
-              <w:spacing w:before="0" w:after="30"/>
-            </w:pPr>
-            <w:r>
-              <w:rPr>
-                <w:rFonts w:ascii="Segoe UI" w:hAnsi="Segoe UI" w:cs="Segoe UI"/>
-                <w:caps/>
-                <w:color w:val="9A9A94"/>
-                <w:spacing w:val="50"/>
-                <w:sz w:val="14"/>
-                <w:szCs w:val="14"/>
-              </w:rPr>
-              <w:t xml:space="preserve">Fecha de emisión</w:t>
-            </w:r>
-          </w:p>
-          <w:p>
-            <w:pPr>
-              <w:spacing w:before="0" w:after="0"/>
-            </w:pPr>
-            <w:sdt>
-              <w:sdtPr>
-                <w:rPr>
-                  <w:rFonts w:ascii="Segoe UI Semibold" w:hAnsi="Segoe UI Semibold" w:cs="Segoe UI Semibold"/>
-                  <w:b/>
-                  <w:bCs/>
-                  <w:color w:val="0F2B46"/>
-                  <w:sz w:val="20"/>
-                  <w:szCs w:val="20"/>
-                </w:rPr>
-                <w:alias w:val="doc_fecha"/>
-                <w:tag w:val="doc_fecha"/>
-                <w:id w:val="1106"/>
-                <w:text/>
-              </w:sdtPr>
-              <w:sdtContent>
-                <w:r>
-                  <w:rPr>
-                    <w:rFonts w:ascii="Segoe UI Semibold" w:hAnsi="Segoe UI Semibold" w:cs="Segoe UI Semibold"/>
-                    <w:b/>
-                    <w:bCs/>
-                    <w:color w:val="0F2B46"/>
-                    <w:sz w:val="20"/>
-                    <w:szCs w:val="20"/>
-                  </w:rPr>
-                  <w:t xml:space="preserve">10 de agosto de 2026</w:t>
-                </w:r>
-              </w:sdtContent>
-            </w:sdt>
-          </w:p>
-        </w:tc>
-        <w:tc>
-          <w:tcPr>
-            <w:tcW w:w="2320" w:type="dxa"/>
-            <w:tcBorders>
-              <w:bottom w:val="single" w:sz="4" w:space="0" w:color="D8DBE0"/>
-              <w:right w:val="single" w:sz="4" w:space="0" w:color="D8DBE0"/>
-            </w:tcBorders>
-            <w:shd w:val="clear" w:color="auto" w:fill="F5F6F8"/>
-            <w:tcMar>
-              <w:top w:w="150" w:type="dxa"/>
-              <w:left w:w="200" w:type="dxa"/>
-              <w:bottom w:w="150" w:type="dxa"/>
-              <w:right w:w="200" w:type="dxa"/>
-            </w:tcMar>
-            <w:vAlign w:val="top"/>
-          </w:tcPr>
-          <w:p>
-            <w:pPr>
-              <w:spacing w:before="0" w:after="30"/>
-            </w:pPr>
-            <w:r>
-              <w:rPr>
-                <w:rFonts w:ascii="Segoe UI" w:hAnsi="Segoe UI" w:cs="Segoe UI"/>
-                <w:caps/>
-                <w:color w:val="9A9A94"/>
-                <w:spacing w:val="50"/>
-                <w:sz w:val="14"/>
-                <w:szCs w:val="14"/>
-              </w:rPr>
-              <w:t xml:space="preserve">Vigencia</w:t>
-            </w:r>
-          </w:p>
-          <w:p>
-            <w:pPr>
-              <w:spacing w:before="0" w:after="0"/>
-            </w:pPr>
-            <w:sdt>
-              <w:sdtPr>
-                <w:rPr>
-                  <w:rFonts w:ascii="Segoe UI Semibold" w:hAnsi="Segoe UI Semibold" w:cs="Segoe UI Semibold"/>
-                  <w:b/>
-                  <w:bCs/>
-                  <w:color w:val="0F2B46"/>
-                  <w:sz w:val="20"/>
-                  <w:szCs w:val="20"/>
-                </w:rPr>
-                <w:alias w:val="doc_vigencia"/>
-                <w:tag w:val="doc_vigencia"/>
-                <w:id w:val="1107"/>
-                <w:text/>
-              </w:sdtPr>
-              <w:sdtContent>
-                <w:r>
-                  <w:rPr>
-                    <w:rFonts w:ascii="Segoe UI Semibold" w:hAnsi="Segoe UI Semibold" w:cs="Segoe UI Semibold"/>
-                    <w:b/>
-                    <w:bCs/>
-                    <w:color w:val="0F2B46"/>
-                    <w:sz w:val="20"/>
-                    <w:szCs w:val="20"/>
-                  </w:rPr>
-                  <w:t xml:space="preserve">15 días naturales</w:t>
-                </w:r>
-              </w:sdtContent>
-            </w:sdt>
-          </w:p>
-        </w:tc>
-        <w:tc>
-          <w:tcPr>
-            <w:tcW w:w="2700" w:type="dxa"/>
-            <w:tcBorders>
-              <w:bottom w:val="single" w:sz="4" w:space="0" w:color="D8DBE0"/>
-            </w:tcBorders>
-            <w:shd w:val="clear" w:color="auto" w:fill="F5F6F8"/>
-            <w:tcMar>
-              <w:top w:w="150" w:type="dxa"/>
-              <w:left w:w="200" w:type="dxa"/>
-              <w:bottom w:w="150" w:type="dxa"/>
-              <w:right w:w="200" w:type="dxa"/>
-            </w:tcMar>
-            <w:vAlign w:val="top"/>
-          </w:tcPr>
-          <w:p>
-            <w:pPr>
-              <w:spacing w:before="0" w:after="30"/>
-            </w:pPr>
-            <w:r>
-              <w:rPr>
-                <w:rFonts w:ascii="Segoe UI" w:hAnsi="Segoe UI" w:cs="Segoe UI"/>
-                <w:caps/>
-                <w:color w:val="9A9A94"/>
-                <w:spacing w:val="50"/>
-                <w:sz w:val="14"/>
-                <w:szCs w:val="14"/>
-              </w:rPr>
-              <w:t xml:space="preserve">Ejecutivo</w:t>
-            </w:r>
-          </w:p>
-          <w:p>
-            <w:pPr>
-              <w:spacing w:before="0" w:after="0"/>
-            </w:pPr>
-            <w:sdt>
-              <w:sdtPr>
-                <w:rPr>
-                  <w:rFonts w:ascii="Segoe UI Semibold" w:hAnsi="Segoe UI Semibold" w:cs="Segoe UI Semibold"/>
-                  <w:b/>
-                  <w:bCs/>
-                  <w:color w:val="0F2B46"/>
-                  <w:sz w:val="20"/>
-                  <w:szCs w:val="20"/>
-                </w:rPr>
-                <w:alias w:val="doc_ejecutivo"/>
-                <w:tag w:val="doc_ejecutivo"/>
-                <w:id w:val="1108"/>
-                <w:text/>
-              </w:sdtPr>
-              <w:sdtContent>
-                <w:r>
-                  <w:rPr>
-                    <w:rFonts w:ascii="Segoe UI Semibold" w:hAnsi="Segoe UI Semibold" w:cs="Segoe UI Semibold"/>
-                    <w:b/>
-                    <w:bCs/>
-                    <w:color w:val="0F2B46"/>
-                    <w:sz w:val="20"/>
-                    <w:szCs w:val="20"/>
-                  </w:rPr>
-                  <w:t xml:space="preserve">Nombre del ejecutivo</w:t>
-                </w:r>
-              </w:sdtContent>
-            </w:sdt>
-          </w:p>
-        </w:tc>
-      </w:tr>
-    </w:tbl>
-    <w:p>
-      <w:pPr>
-        <w:keepNext/>
-        <w:pBdr>
-          <w:left w:val="single" w:sz="16" w:space="7" w:color="B4975A"/>
-          <w:bottom w:val="single" w:sz="4" w:space="7" w:color="D8DBE0"/>
-        </w:pBdr>
-        <w:spacing w:before="340" w:after="160"/>
-        <w:ind w:left="190"/>
-      </w:pPr>
-      <w:r>
-        <w:rPr>
-          <w:rFonts w:ascii="Segoe UI Semibold" w:hAnsi="Segoe UI Semibold" w:cs="Segoe UI Semibold"/>
-          <w:b/>
-          <w:bCs/>
-          <w:caps/>
-          <w:color w:val="0F2B46"/>
-          <w:spacing w:val="60"/>
-          <w:sz w:val="17"/>
-          <w:szCs w:val="17"/>
-        </w:rPr>
-        <w:t xml:space="preserve">Datos del cliente</w:t>
-      </w:r>
-    </w:p>
-    <w:tbl>
-      <w:tblPr>
-        <w:tblW w:w="10080" w:type="dxa"/>
-        <w:tblLayout w:type="fixed"/>
-        <w:tblCellMar>
-          <w:top w:w="60" w:type="dxa"/>
-          <w:left w:w="100" w:type="dxa"/>
-          <w:bottom w:w="60" w:type="dxa"/>
-          <w:right w:w="100" w:type="dxa"/>
-        </w:tblCellMar>
-        <w:tblLook w:val="0000" w:firstRow="0" w:lastRow="0" w:firstColumn="0" w:lastColumn="0" w:noHBand="1" w:noVBand="1"/>
-      </w:tblPr>
-      <w:tblGrid>
-        <w:gridCol w:w="5040"/>
-        <w:gridCol w:w="5040"/>
-      </w:tblGrid>
-      <w:tr>
-        <w:trPr>
-          <w:cantSplit/>
-          <w:trHeight w:val="640" w:hRule="atLeast"/>
-        </w:trPr>
-        <w:tc>
-          <w:tcPr>
-            <w:tcW w:w="5040" w:type="dxa"/>
-            <w:tcBorders>
-              <w:bottom w:val="single" w:sz="4" w:space="0" w:color="EBEDF0"/>
-              <w:right w:val="single" w:sz="4" w:space="0" w:color="EBEDF0"/>
-            </w:tcBorders>
-            <w:tcMar>
-              <w:top w:w="150" w:type="dxa"/>
-              <w:left w:w="0" w:type="dxa"/>
-              <w:bottom w:w="150" w:type="dxa"/>
-              <w:right w:w="200" w:type="dxa"/>
-            </w:tcMar>
-            <w:vAlign w:val="top"/>
-          </w:tcPr>
-          <w:p>
-            <w:pPr>
-              <w:spacing w:before="0" w:after="30"/>
-            </w:pPr>
-            <w:r>
-              <w:rPr>
-                <w:rFonts w:ascii="Segoe UI" w:hAnsi="Segoe UI" w:cs="Segoe UI"/>
-                <w:caps/>
-                <w:color w:val="9A9A94"/>
-                <w:spacing w:val="50"/>
-                <w:sz w:val="14"/>
-                <w:szCs w:val="14"/>
-              </w:rPr>
-              <w:t xml:space="preserve">Empresa</w:t>
-            </w:r>
-          </w:p>
-          <w:p>
-            <w:pPr>
-              <w:spacing w:before="0" w:after="0"/>
-            </w:pPr>
-            <w:sdt>
-              <w:sdtPr>
-                <w:rPr>
-                  <w:rFonts w:ascii="Segoe UI Semibold" w:hAnsi="Segoe UI Semibold" w:cs="Segoe UI Semibold"/>
-                  <w:b/>
-                  <w:bCs/>
-                  <w:color w:val="0F2B46"/>
-                  <w:sz w:val="20"/>
-                  <w:szCs w:val="20"/>
-                </w:rPr>
-                <w:alias w:val="cli_empresa"/>
-                <w:tag w:val="cli_empresa"/>
-                <w:id w:val="1109"/>
-                <w:text/>
-              </w:sdtPr>
-              <w:sdtContent>
-                <w:r>
-                  <w:rPr>
-                    <w:rFonts w:ascii="Segoe UI Semibold" w:hAnsi="Segoe UI Semibold" w:cs="Segoe UI Semibold"/>
-                    <w:b/>
-                    <w:bCs/>
-                    <w:color w:val="0F2B46"/>
-                    <w:sz w:val="20"/>
-                    <w:szCs w:val="20"/>
-                  </w:rPr>
-                  <w:t xml:space="preserve">Nombre del cliente, S.A. de C.V.</w:t>
-                </w:r>
-              </w:sdtContent>
-            </w:sdt>
-          </w:p>
-        </w:tc>
-        <w:tc>
-          <w:tcPr>
-            <w:tcW w:w="5040" w:type="dxa"/>
-            <w:tcBorders>
-              <w:bottom w:val="single" w:sz="4" w:space="0" w:color="EBEDF0"/>
-            </w:tcBorders>
-            <w:tcMar>
-              <w:top w:w="150" w:type="dxa"/>
-              <w:left w:w="200" w:type="dxa"/>
-              <w:bottom w:w="150" w:type="dxa"/>
-              <w:right w:w="0" w:type="dxa"/>
-            </w:tcMar>
-            <w:vAlign w:val="top"/>
-          </w:tcPr>
-          <w:p>
-            <w:pPr>
-              <w:spacing w:before="0" w:after="30"/>
-            </w:pPr>
-            <w:r>
-              <w:rPr>
-                <w:rFonts w:ascii="Segoe UI" w:hAnsi="Segoe UI" w:cs="Segoe UI"/>
-                <w:caps/>
-                <w:color w:val="9A9A94"/>
-                <w:spacing w:val="50"/>
-                <w:sz w:val="14"/>
-                <w:szCs w:val="14"/>
-              </w:rPr>
-              <w:t xml:space="preserve">Atención</w:t>
-            </w:r>
-          </w:p>
-          <w:p>
-            <w:pPr>
-              <w:spacing w:before="0" w:after="0"/>
-            </w:pPr>
-            <w:sdt>
-              <w:sdtPr>
-                <w:rPr>
-                  <w:rFonts w:ascii="Segoe UI Semibold" w:hAnsi="Segoe UI Semibold" w:cs="Segoe UI Semibold"/>
-                  <w:b/>
-                  <w:bCs/>
-                  <w:color w:val="0F2B46"/>
-                  <w:sz w:val="20"/>
-                  <w:szCs w:val="20"/>
-                </w:rPr>
-                <w:alias w:val="cli_atencion"/>
-                <w:tag w:val="cli_atencion"/>
-                <w:id w:val="1110"/>
-                <w:text/>
-              </w:sdtPr>
-              <w:sdtContent>
-                <w:r>
-                  <w:rPr>
-                    <w:rFonts w:ascii="Segoe UI Semibold" w:hAnsi="Segoe UI Semibold" w:cs="Segoe UI Semibold"/>
-                    <w:b/>
-                    <w:bCs/>
-                    <w:color w:val="0F2B46"/>
-                    <w:sz w:val="20"/>
-                    <w:szCs w:val="20"/>
-                  </w:rPr>
-                  <w:t xml:space="preserve">Nombre del contacto</w:t>
-                </w:r>
-              </w:sdtContent>
-            </w:sdt>
-          </w:p>
-        </w:tc>
-      </w:tr>
-      <w:tr>
-        <w:trPr>
-          <w:cantSplit/>
-          <w:trHeight w:val="640" w:hRule="atLeast"/>
-        </w:trPr>
-        <w:tc>
-          <w:tcPr>
-            <w:tcW w:w="5040" w:type="dxa"/>
-            <w:tcBorders>
-              <w:right w:val="single" w:sz="4" w:space="0" w:color="EBEDF0"/>
-            </w:tcBorders>
-            <w:tcMar>
-              <w:top w:w="150" w:type="dxa"/>
-              <w:left w:w="0" w:type="dxa"/>
-              <w:bottom w:w="60" w:type="dxa"/>
-              <w:right w:w="200" w:type="dxa"/>
-            </w:tcMar>
-            <w:vAlign w:val="top"/>
-          </w:tcPr>
-          <w:p>
-            <w:pPr>
-              <w:spacing w:before="0" w:after="30"/>
-            </w:pPr>
-            <w:r>
-              <w:rPr>
-                <w:rFonts w:ascii="Segoe UI" w:hAnsi="Segoe UI" w:cs="Segoe UI"/>
-                <w:caps/>
-                <w:color w:val="9A9A94"/>
-                <w:spacing w:val="50"/>
-                <w:sz w:val="14"/>
-                <w:szCs w:val="14"/>
-              </w:rPr>
-              <w:t xml:space="preserve">Contacto</w:t>
-            </w:r>
-          </w:p>
-          <w:p>
-            <w:pPr>
-              <w:spacing w:before="0" w:after="0"/>
-            </w:pPr>
-            <w:sdt>
-              <w:sdtPr>
-                <w:rPr>
-                  <w:rFonts w:ascii="Segoe UI" w:hAnsi="Segoe UI" w:cs="Segoe UI"/>
-                  <w:color w:val="33383D"/>
-                  <w:sz w:val="19"/>
-                  <w:szCs w:val="19"/>
-                </w:rPr>
-                <w:alias w:val="cli_contacto"/>
-                <w:tag w:val="cli_contacto"/>
-                <w:id w:val="1111"/>
-                <w:text/>
-              </w:sdtPr>
-              <w:sdtContent>
-                <w:r>
-                  <w:rPr>
-                    <w:rFonts w:ascii="Segoe UI" w:hAnsi="Segoe UI" w:cs="Segoe UI"/>
-                    <w:color w:val="33383D"/>
-                    <w:sz w:val="19"/>
-                    <w:szCs w:val="19"/>
-                  </w:rPr>
-                  <w:t xml:space="preserve">correo@cliente.com · (81) 0000-0000</w:t>
-                </w:r>
-              </w:sdtContent>
-            </w:sdt>
-          </w:p>
-        </w:tc>
-        <w:tc>
-          <w:tcPr>
-            <w:tcW w:w="5040" w:type="dxa"/>
-            <w:tcMar>
-              <w:top w:w="150" w:type="dxa"/>
-              <w:left w:w="200" w:type="dxa"/>
-              <w:bottom w:w="60" w:type="dxa"/>
-              <w:right w:w="0" w:type="dxa"/>
-            </w:tcMar>
-            <w:vAlign w:val="top"/>
-          </w:tcPr>
-          <w:p>
-            <w:pPr>
-              <w:spacing w:before="0" w:after="30"/>
-            </w:pPr>
-            <w:r>
-              <w:rPr>
-                <w:rFonts w:ascii="Segoe UI" w:hAnsi="Segoe UI" w:cs="Segoe UI"/>
-                <w:caps/>
-                <w:color w:val="9A9A94"/>
-                <w:spacing w:val="50"/>
-                <w:sz w:val="14"/>
-                <w:szCs w:val="14"/>
-              </w:rPr>
-              <w:t xml:space="preserve">Origen / Destino</w:t>
-            </w:r>
-          </w:p>
-          <w:p>
-            <w:pPr>
-              <w:spacing w:before="0" w:after="0"/>
-            </w:pPr>
-            <w:sdt>
-              <w:sdtPr>
-                <w:rPr>
-                  <w:rFonts w:ascii="Segoe UI" w:hAnsi="Segoe UI" w:cs="Segoe UI"/>
-                  <w:color w:val="33383D"/>
-                  <w:sz w:val="19"/>
-                  <w:szCs w:val="19"/>
-                </w:rPr>
-                <w:alias w:val="srv_origen"/>
-                <w:tag w:val="srv_origen"/>
-                <w:id w:val="1112"/>
-                <w:text/>
-              </w:sdtPr>
-              <w:sdtContent>
-                <w:r>
-                  <w:rPr>
-                    <w:rFonts w:ascii="Segoe UI" w:hAnsi="Segoe UI" w:cs="Segoe UI"/>
-                    <w:color w:val="33383D"/>
-                    <w:sz w:val="19"/>
-                    <w:szCs w:val="19"/>
-                  </w:rPr>
-                  <w:t xml:space="preserve">Monterrey, N.L.</w:t>
-                </w:r>
-              </w:sdtContent>
-            </w:sdt>
-            <w:r>
-              <w:rPr>
-                <w:rFonts w:ascii="Segoe UI" w:hAnsi="Segoe UI" w:cs="Segoe UI"/>
-                <w:b/>
-                <w:bCs/>
-                <w:color w:val="B4975A"/>
-                <w:sz w:val="19"/>
-                <w:szCs w:val="19"/>
-              </w:rPr>
-              <w:t xml:space="preserve">   →   </w:t>
-            </w:r>
-            <w:sdt>
-              <w:sdtPr>
-                <w:rPr>
-                  <w:rFonts w:ascii="Segoe UI" w:hAnsi="Segoe UI" w:cs="Segoe UI"/>
-                  <w:color w:val="33383D"/>
-                  <w:sz w:val="19"/>
-                  <w:szCs w:val="19"/>
-                </w:rPr>
-                <w:alias w:val="srv_destino"/>
-                <w:tag w:val="srv_destino"/>
-                <w:id w:val="1113"/>
-                <w:text/>
-              </w:sdtPr>
-              <w:sdtContent>
-                <w:r>
-                  <w:rPr>
-                    <w:rFonts w:ascii="Segoe UI" w:hAnsi="Segoe UI" w:cs="Segoe UI"/>
-                    <w:color w:val="33383D"/>
-                    <w:sz w:val="19"/>
-                    <w:szCs w:val="19"/>
-                  </w:rPr>
-                  <w:t xml:space="preserve">Ciudad de México</w:t>
-                </w:r>
-              </w:sdtContent>
-            </w:sdt>
-          </w:p>
-        </w:tc>
-      </w:tr>
-    </w:tbl>
-    <w:p>
-      <w:pPr>
-        <w:keepNext/>
-        <w:pBdr>
-          <w:left w:val="single" w:sz="16" w:space="7" w:color="B4975A"/>
-          <w:bottom w:val="single" w:sz="4" w:space="7" w:color="D8DBE0"/>
-        </w:pBdr>
-        <w:spacing w:before="340" w:after="160"/>
-        <w:ind w:left="190"/>
-      </w:pPr>
-      <w:r>
-        <w:rPr>
-          <w:rFonts w:ascii="Segoe UI Semibold" w:hAnsi="Segoe UI Semibold" w:cs="Segoe UI Semibold"/>
-          <w:b/>
-          <w:bCs/>
-          <w:caps/>
-          <w:color w:val="0F2B46"/>
-          <w:spacing w:val="60"/>
-          <w:sz w:val="17"/>
-          <w:szCs w:val="17"/>
-        </w:rPr>
-        <w:t xml:space="preserve">Descripción del servicio</w:t>
       </w:r>
     </w:p>
     <w:p>
@@ -3475,7 +2887,7 @@
     </w:p>
     <w:p>
       <w:pPr>
-        <w:spacing w:before="0" w:after="130" w:line="268" w:lineRule="auto"/>
+        <w:spacing w:before="0" w:after="120" w:line="258" w:lineRule="auto"/>
       </w:pPr>
       <w:r>
         <w:rPr>
@@ -3489,7 +2901,7 @@
     </w:p>
     <w:p>
       <w:pPr>
-        <w:spacing w:before="0" w:after="130" w:line="268" w:lineRule="auto"/>
+        <w:spacing w:before="0" w:after="120" w:line="258" w:lineRule="auto"/>
         <w:jc w:val="both"/>
       </w:pPr>
       <w:r>
@@ -3511,9 +2923,9 @@
             <w:sz w:val="20"/>
             <w:szCs w:val="20"/>
           </w:rPr>
-          <w:alias w:val="n_tarimas"/>
-          <w:tag w:val="n_tarimas"/>
-          <w:id w:val="1114"/>
+          <w:alias w:val="merc_tarimas"/>
+          <w:tag w:val="merc_tarimas"/>
+          <w:id w:val="1089"/>
           <w:text/>
         </w:sdtPr>
         <w:sdtContent>
@@ -3549,9 +2961,9 @@
             <w:sz w:val="20"/>
             <w:szCs w:val="20"/>
           </w:rPr>
-          <w:alias w:val="n_largo"/>
-          <w:tag w:val="n_largo"/>
-          <w:id w:val="1115"/>
+          <w:alias w:val="merc_largo"/>
+          <w:tag w:val="merc_largo"/>
+          <w:id w:val="1090"/>
           <w:text/>
         </w:sdtPr>
         <w:sdtContent>
@@ -3587,9 +2999,9 @@
             <w:sz w:val="20"/>
             <w:szCs w:val="20"/>
           </w:rPr>
-          <w:alias w:val="n_ancho"/>
-          <w:tag w:val="n_ancho"/>
-          <w:id w:val="1116"/>
+          <w:alias w:val="merc_ancho"/>
+          <w:tag w:val="merc_ancho"/>
+          <w:id w:val="1091"/>
           <w:text/>
         </w:sdtPr>
         <w:sdtContent>
@@ -3625,9 +3037,9 @@
             <w:sz w:val="20"/>
             <w:szCs w:val="20"/>
           </w:rPr>
-          <w:alias w:val="n_alto"/>
-          <w:tag w:val="n_alto"/>
-          <w:id w:val="1117"/>
+          <w:alias w:val="merc_alto"/>
+          <w:tag w:val="merc_alto"/>
+          <w:id w:val="1092"/>
           <w:text/>
         </w:sdtPr>
         <w:sdtContent>
@@ -3663,9 +3075,9 @@
             <w:sz w:val="20"/>
             <w:szCs w:val="20"/>
           </w:rPr>
-          <w:alias w:val="n_peso"/>
-          <w:tag w:val="n_peso"/>
-          <w:id w:val="1118"/>
+          <w:alias w:val="merc_peso"/>
+          <w:tag w:val="merc_peso"/>
+          <w:id w:val="1093"/>
           <w:text/>
         </w:sdtPr>
         <w:sdtContent>
@@ -3694,7 +3106,7 @@
     </w:p>
     <w:p>
       <w:pPr>
-        <w:spacing w:before="0" w:after="0" w:line="268" w:lineRule="auto"/>
+        <w:spacing w:before="0" w:after="0" w:line="258" w:lineRule="auto"/>
         <w:jc w:val="both"/>
       </w:pPr>
       <w:r>
@@ -3714,568 +3126,7 @@
           <w:left w:val="single" w:sz="16" w:space="7" w:color="B4975A"/>
           <w:bottom w:val="single" w:sz="4" w:space="7" w:color="D8DBE0"/>
         </w:pBdr>
-        <w:spacing w:before="340" w:after="160"/>
-        <w:ind w:left="190"/>
-      </w:pPr>
-      <w:r>
-        <w:rPr>
-          <w:rFonts w:ascii="Segoe UI Semibold" w:hAnsi="Segoe UI Semibold" w:cs="Segoe UI Semibold"/>
-          <w:b/>
-          <w:bCs/>
-          <w:caps/>
-          <w:color w:val="0F2B46"/>
-          <w:spacing w:val="60"/>
-          <w:sz w:val="17"/>
-          <w:szCs w:val="17"/>
-        </w:rPr>
-        <w:t xml:space="preserve">Detalles de la mercancía</w:t>
-      </w:r>
-    </w:p>
-    <w:tbl>
-      <w:tblPr>
-        <w:tblW w:w="10080" w:type="dxa"/>
-        <w:tblLayout w:type="fixed"/>
-        <w:tblCellMar>
-          <w:top w:w="60" w:type="dxa"/>
-          <w:left w:w="100" w:type="dxa"/>
-          <w:bottom w:w="60" w:type="dxa"/>
-          <w:right w:w="100" w:type="dxa"/>
-        </w:tblCellMar>
-        <w:tblLook w:val="0000" w:firstRow="0" w:lastRow="0" w:firstColumn="0" w:lastColumn="0" w:noHBand="1" w:noVBand="1"/>
-      </w:tblPr>
-      <w:tblGrid>
-        <w:gridCol w:w="2180"/>
-        <w:gridCol w:w="2960"/>
-        <w:gridCol w:w="2280"/>
-        <w:gridCol w:w="2660"/>
-      </w:tblGrid>
-      <w:tr>
-        <w:trPr>
-          <w:cantSplit/>
-          <w:trHeight w:val="680" w:hRule="atLeast"/>
-        </w:trPr>
-        <w:tc>
-          <w:tcPr>
-            <w:tcW w:w="7420" w:type="dxa"/>
-            <w:tcBorders>
-              <w:top w:val="single" w:sz="8" w:space="0" w:color="0F2B46"/>
-              <w:bottom w:val="single" w:sz="4" w:space="0" w:color="D8DBE0"/>
-              <w:right w:val="single" w:sz="4" w:space="0" w:color="D8DBE0"/>
-            </w:tcBorders>
-            <w:shd w:val="clear" w:color="auto" w:fill="F5F6F8"/>
-            <w:tcMar>
-              <w:top w:w="150" w:type="dxa"/>
-              <w:left w:w="200" w:type="dxa"/>
-              <w:bottom w:w="150" w:type="dxa"/>
-              <w:right w:w="200" w:type="dxa"/>
-            </w:tcMar>
-            <w:vAlign w:val="top"/>
-          </w:tcPr>
-          <w:p>
-            <w:pPr>
-              <w:keepNext/>
-              <w:spacing w:before="0" w:after="30"/>
-            </w:pPr>
-            <w:r>
-              <w:rPr>
-                <w:rFonts w:ascii="Segoe UI" w:hAnsi="Segoe UI" w:cs="Segoe UI"/>
-                <w:caps/>
-                <w:color w:val="9A9A94"/>
-                <w:spacing w:val="50"/>
-                <w:sz w:val="14"/>
-                <w:szCs w:val="14"/>
-              </w:rPr>
-              <w:t xml:space="preserve">Descripción de la mercancía</w:t>
-            </w:r>
-          </w:p>
-          <w:p>
-            <w:pPr>
-              <w:keepNext/>
-              <w:spacing w:before="0" w:after="0"/>
-            </w:pPr>
-            <w:sdt>
-              <w:sdtPr>
-                <w:rPr>
-                  <w:rFonts w:ascii="Segoe UI" w:hAnsi="Segoe UI" w:cs="Segoe UI"/>
-                  <w:color w:val="33383D"/>
-                  <w:sz w:val="19"/>
-                  <w:szCs w:val="19"/>
-                </w:rPr>
-                <w:alias w:val="merc_descripcion"/>
-                <w:tag w:val="merc_descripcion"/>
-                <w:id w:val="1119"/>
-                <w:text/>
-              </w:sdtPr>
-              <w:sdtContent>
-                <w:r>
-                  <w:rPr>
-                    <w:rFonts w:ascii="Segoe UI" w:hAnsi="Segoe UI" w:cs="Segoe UI"/>
-                    <w:color w:val="33383D"/>
-                    <w:sz w:val="19"/>
-                    <w:szCs w:val="19"/>
-                  </w:rPr>
-                  <w:t xml:space="preserve">Mercancía general paletizada</w:t>
-                </w:r>
-              </w:sdtContent>
-            </w:sdt>
-          </w:p>
-        </w:tc>
-        <w:tc>
-          <w:tcPr>
-            <w:tcW w:w="2660" w:type="dxa"/>
-            <w:tcBorders>
-              <w:top w:val="single" w:sz="8" w:space="0" w:color="0F2B46"/>
-              <w:bottom w:val="single" w:sz="4" w:space="0" w:color="D8DBE0"/>
-            </w:tcBorders>
-            <w:shd w:val="clear" w:color="auto" w:fill="F5F6F8"/>
-            <w:tcMar>
-              <w:top w:w="150" w:type="dxa"/>
-              <w:left w:w="200" w:type="dxa"/>
-              <w:bottom w:w="150" w:type="dxa"/>
-              <w:right w:w="200" w:type="dxa"/>
-            </w:tcMar>
-            <w:vAlign w:val="top"/>
-          </w:tcPr>
-          <w:p>
-            <w:pPr>
-              <w:keepNext/>
-              <w:spacing w:before="0" w:after="30"/>
-            </w:pPr>
-            <w:r>
-              <w:rPr>
-                <w:rFonts w:ascii="Segoe UI" w:hAnsi="Segoe UI" w:cs="Segoe UI"/>
-                <w:caps/>
-                <w:color w:val="9A9A94"/>
-                <w:spacing w:val="50"/>
-                <w:sz w:val="14"/>
-                <w:szCs w:val="14"/>
-              </w:rPr>
-              <w:t xml:space="preserve">Tipo de unidad</w:t>
-            </w:r>
-          </w:p>
-          <w:p>
-            <w:pPr>
-              <w:keepNext/>
-              <w:spacing w:before="0" w:after="0"/>
-            </w:pPr>
-            <w:sdt>
-              <w:sdtPr>
-                <w:rPr>
-                  <w:rFonts w:ascii="Segoe UI" w:hAnsi="Segoe UI" w:cs="Segoe UI"/>
-                  <w:color w:val="33383D"/>
-                  <w:sz w:val="19"/>
-                  <w:szCs w:val="19"/>
-                </w:rPr>
-                <w:alias w:val="srv_unidad"/>
-                <w:tag w:val="srv_unidad"/>
-                <w:id w:val="1120"/>
-                <w:dropDownList>
-                  <w:listItem w:displayText="Rabón (recolección y entrega local)" w:value="Rabón (recolección y entrega local)"/>
-                  <w:listItem w:displayText="Tráiler caja seca 48 pies" w:value="Tráiler caja seca 48 pies"/>
-                  <w:listItem w:displayText="Tráiler caja seca 53 pies" w:value="Tráiler caja seca 53 pies"/>
-                  <w:listItem w:displayText="Según disponibilidad operativa" w:value="Según disponibilidad operativa"/>
-                </w:dropDownList>
-              </w:sdtPr>
-              <w:sdtContent>
-                <w:r>
-                  <w:rPr>
-                    <w:rFonts w:ascii="Segoe UI" w:hAnsi="Segoe UI" w:cs="Segoe UI"/>
-                    <w:color w:val="33383D"/>
-                    <w:sz w:val="19"/>
-                    <w:szCs w:val="19"/>
-                  </w:rPr>
-                  <w:t xml:space="preserve">Según disponibilidad operativa</w:t>
-                </w:r>
-              </w:sdtContent>
-            </w:sdt>
-          </w:p>
-        </w:tc>
-      </w:tr>
-      <w:tr>
-        <w:trPr>
-          <w:cantSplit/>
-          <w:trHeight w:val="680" w:hRule="atLeast"/>
-        </w:trPr>
-        <w:tc>
-          <w:tcPr>
-            <w:tcW w:w="2180" w:type="dxa"/>
-            <w:tcBorders>
-              <w:bottom w:val="single" w:sz="8" w:space="0" w:color="0F2B46"/>
-              <w:right w:val="single" w:sz="4" w:space="0" w:color="D8DBE0"/>
-            </w:tcBorders>
-            <w:shd w:val="clear" w:color="auto" w:fill="F5F6F8"/>
-            <w:tcMar>
-              <w:top w:w="150" w:type="dxa"/>
-              <w:left w:w="200" w:type="dxa"/>
-              <w:bottom w:w="150" w:type="dxa"/>
-              <w:right w:w="200" w:type="dxa"/>
-            </w:tcMar>
-            <w:vAlign w:val="top"/>
-          </w:tcPr>
-          <w:p>
-            <w:pPr>
-              <w:spacing w:before="0" w:after="30"/>
-            </w:pPr>
-            <w:r>
-              <w:rPr>
-                <w:rFonts w:ascii="Segoe UI" w:hAnsi="Segoe UI" w:cs="Segoe UI"/>
-                <w:caps/>
-                <w:color w:val="9A9A94"/>
-                <w:spacing w:val="50"/>
-                <w:sz w:val="14"/>
-                <w:szCs w:val="14"/>
-              </w:rPr>
-              <w:t xml:space="preserve">Cantidad de tarimas</w:t>
-            </w:r>
-          </w:p>
-          <w:p>
-            <w:pPr>
-              <w:spacing w:before="0" w:after="0"/>
-            </w:pPr>
-            <w:sdt>
-              <w:sdtPr>
-                <w:rPr>
-                  <w:rFonts w:ascii="Segoe UI Semibold" w:hAnsi="Segoe UI Semibold" w:cs="Segoe UI Semibold"/>
-                  <w:b/>
-                  <w:bCs/>
-                  <w:color w:val="0F2B46"/>
-                  <w:sz w:val="20"/>
-                  <w:szCs w:val="20"/>
-                </w:rPr>
-                <w:alias w:val="merc_tarimas"/>
-                <w:tag w:val="merc_tarimas"/>
-                <w:id w:val="1124"/>
-                <w:text/>
-              </w:sdtPr>
-              <w:sdtContent>
-                <w:r>
-                  <w:rPr>
-                    <w:rFonts w:ascii="Segoe UI Semibold" w:hAnsi="Segoe UI Semibold" w:cs="Segoe UI Semibold"/>
-                    <w:b/>
-                    <w:bCs/>
-                    <w:color w:val="0F2B46"/>
-                    <w:sz w:val="20"/>
-                    <w:szCs w:val="20"/>
-                  </w:rPr>
-                  <w:t xml:space="preserve">2</w:t>
-                </w:r>
-              </w:sdtContent>
-            </w:sdt>
-          </w:p>
-        </w:tc>
-        <w:tc>
-          <w:tcPr>
-            <w:tcW w:w="2960" w:type="dxa"/>
-            <w:tcBorders>
-              <w:bottom w:val="single" w:sz="8" w:space="0" w:color="0F2B46"/>
-              <w:right w:val="single" w:sz="4" w:space="0" w:color="D8DBE0"/>
-            </w:tcBorders>
-            <w:shd w:val="clear" w:color="auto" w:fill="F5F6F8"/>
-            <w:tcMar>
-              <w:top w:w="150" w:type="dxa"/>
-              <w:left w:w="200" w:type="dxa"/>
-              <w:bottom w:w="150" w:type="dxa"/>
-              <w:right w:w="200" w:type="dxa"/>
-            </w:tcMar>
-            <w:vAlign w:val="top"/>
-          </w:tcPr>
-          <w:p>
-            <w:pPr>
-              <w:spacing w:before="0" w:after="30"/>
-            </w:pPr>
-            <w:r>
-              <w:rPr>
-                <w:rFonts w:ascii="Segoe UI" w:hAnsi="Segoe UI" w:cs="Segoe UI"/>
-                <w:caps/>
-                <w:color w:val="9A9A94"/>
-                <w:spacing w:val="50"/>
-                <w:sz w:val="14"/>
-                <w:szCs w:val="14"/>
-              </w:rPr>
-              <w:t xml:space="preserve">Dimensiones por tarima</w:t>
-            </w:r>
-          </w:p>
-          <w:p>
-            <w:pPr>
-              <w:spacing w:before="0" w:after="0"/>
-            </w:pPr>
-            <w:sdt>
-              <w:sdtPr>
-                <w:rPr>
-                  <w:rFonts w:ascii="Segoe UI Semibold" w:hAnsi="Segoe UI Semibold" w:cs="Segoe UI Semibold"/>
-                  <w:b/>
-                  <w:bCs/>
-                  <w:color w:val="0F2B46"/>
-                  <w:sz w:val="20"/>
-                  <w:szCs w:val="20"/>
-                </w:rPr>
-                <w:alias w:val="merc_largo"/>
-                <w:tag w:val="merc_largo"/>
-                <w:id w:val="1121"/>
-                <w:text/>
-              </w:sdtPr>
-              <w:sdtContent>
-                <w:r>
-                  <w:rPr>
-                    <w:rFonts w:ascii="Segoe UI Semibold" w:hAnsi="Segoe UI Semibold" w:cs="Segoe UI Semibold"/>
-                    <w:b/>
-                    <w:bCs/>
-                    <w:color w:val="0F2B46"/>
-                    <w:sz w:val="20"/>
-                    <w:szCs w:val="20"/>
-                  </w:rPr>
-                  <w:t xml:space="preserve">1.20</w:t>
-                </w:r>
-              </w:sdtContent>
-            </w:sdt>
-            <w:r>
-              <w:rPr>
-                <w:rFonts w:ascii="Segoe UI" w:hAnsi="Segoe UI" w:cs="Segoe UI"/>
-                <w:color w:val="9A9A94"/>
-                <w:sz w:val="18"/>
-                <w:szCs w:val="18"/>
-              </w:rPr>
-              <w:t xml:space="preserve"> × </w:t>
-            </w:r>
-            <w:sdt>
-              <w:sdtPr>
-                <w:rPr>
-                  <w:rFonts w:ascii="Segoe UI Semibold" w:hAnsi="Segoe UI Semibold" w:cs="Segoe UI Semibold"/>
-                  <w:b/>
-                  <w:bCs/>
-                  <w:color w:val="0F2B46"/>
-                  <w:sz w:val="20"/>
-                  <w:szCs w:val="20"/>
-                </w:rPr>
-                <w:alias w:val="merc_ancho"/>
-                <w:tag w:val="merc_ancho"/>
-                <w:id w:val="1122"/>
-                <w:text/>
-              </w:sdtPr>
-              <w:sdtContent>
-                <w:r>
-                  <w:rPr>
-                    <w:rFonts w:ascii="Segoe UI Semibold" w:hAnsi="Segoe UI Semibold" w:cs="Segoe UI Semibold"/>
-                    <w:b/>
-                    <w:bCs/>
-                    <w:color w:val="0F2B46"/>
-                    <w:sz w:val="20"/>
-                    <w:szCs w:val="20"/>
-                  </w:rPr>
-                  <w:t xml:space="preserve">1.00</w:t>
-                </w:r>
-              </w:sdtContent>
-            </w:sdt>
-            <w:r>
-              <w:rPr>
-                <w:rFonts w:ascii="Segoe UI" w:hAnsi="Segoe UI" w:cs="Segoe UI"/>
-                <w:color w:val="9A9A94"/>
-                <w:sz w:val="18"/>
-                <w:szCs w:val="18"/>
-              </w:rPr>
-              <w:t xml:space="preserve"> × </w:t>
-            </w:r>
-            <w:sdt>
-              <w:sdtPr>
-                <w:rPr>
-                  <w:rFonts w:ascii="Segoe UI Semibold" w:hAnsi="Segoe UI Semibold" w:cs="Segoe UI Semibold"/>
-                  <w:b/>
-                  <w:bCs/>
-                  <w:color w:val="0F2B46"/>
-                  <w:sz w:val="20"/>
-                  <w:szCs w:val="20"/>
-                </w:rPr>
-                <w:alias w:val="merc_alto"/>
-                <w:tag w:val="merc_alto"/>
-                <w:id w:val="1123"/>
-                <w:text/>
-              </w:sdtPr>
-              <w:sdtContent>
-                <w:r>
-                  <w:rPr>
-                    <w:rFonts w:ascii="Segoe UI Semibold" w:hAnsi="Segoe UI Semibold" w:cs="Segoe UI Semibold"/>
-                    <w:b/>
-                    <w:bCs/>
-                    <w:color w:val="0F2B46"/>
-                    <w:sz w:val="20"/>
-                    <w:szCs w:val="20"/>
-                  </w:rPr>
-                  <w:t xml:space="preserve">1.50</w:t>
-                </w:r>
-              </w:sdtContent>
-            </w:sdt>
-            <w:r>
-              <w:rPr>
-                <w:rFonts w:ascii="Segoe UI" w:hAnsi="Segoe UI" w:cs="Segoe UI"/>
-                <w:color w:val="6E6E68"/>
-                <w:sz w:val="17"/>
-                <w:szCs w:val="17"/>
-              </w:rPr>
-              <w:t xml:space="preserve"> m</w:t>
-            </w:r>
-          </w:p>
-        </w:tc>
-        <w:tc>
-          <w:tcPr>
-            <w:tcW w:w="2280" w:type="dxa"/>
-            <w:tcBorders>
-              <w:bottom w:val="single" w:sz="8" w:space="0" w:color="0F2B46"/>
-              <w:right w:val="single" w:sz="4" w:space="0" w:color="D8DBE0"/>
-            </w:tcBorders>
-            <w:shd w:val="clear" w:color="auto" w:fill="F5F6F8"/>
-            <w:tcMar>
-              <w:top w:w="150" w:type="dxa"/>
-              <w:left w:w="200" w:type="dxa"/>
-              <w:bottom w:w="150" w:type="dxa"/>
-              <w:right w:w="200" w:type="dxa"/>
-            </w:tcMar>
-            <w:vAlign w:val="top"/>
-          </w:tcPr>
-          <w:p>
-            <w:pPr>
-              <w:spacing w:before="0" w:after="30"/>
-            </w:pPr>
-            <w:r>
-              <w:rPr>
-                <w:rFonts w:ascii="Segoe UI" w:hAnsi="Segoe UI" w:cs="Segoe UI"/>
-                <w:caps/>
-                <w:color w:val="9A9A94"/>
-                <w:spacing w:val="50"/>
-                <w:sz w:val="14"/>
-                <w:szCs w:val="14"/>
-              </w:rPr>
-              <w:t xml:space="preserve">Peso aproximado</w:t>
-            </w:r>
-          </w:p>
-          <w:p>
-            <w:pPr>
-              <w:spacing w:before="0" w:after="0"/>
-            </w:pPr>
-            <w:sdt>
-              <w:sdtPr>
-                <w:rPr>
-                  <w:rFonts w:ascii="Segoe UI Semibold" w:hAnsi="Segoe UI Semibold" w:cs="Segoe UI Semibold"/>
-                  <w:b/>
-                  <w:bCs/>
-                  <w:color w:val="0F2B46"/>
-                  <w:sz w:val="20"/>
-                  <w:szCs w:val="20"/>
-                </w:rPr>
-                <w:alias w:val="merc_peso"/>
-                <w:tag w:val="merc_peso"/>
-                <w:id w:val="1125"/>
-                <w:text/>
-              </w:sdtPr>
-              <w:sdtContent>
-                <w:r>
-                  <w:rPr>
-                    <w:rFonts w:ascii="Segoe UI Semibold" w:hAnsi="Segoe UI Semibold" w:cs="Segoe UI Semibold"/>
-                    <w:b/>
-                    <w:bCs/>
-                    <w:color w:val="0F2B46"/>
-                    <w:sz w:val="20"/>
-                    <w:szCs w:val="20"/>
-                  </w:rPr>
-                  <w:t xml:space="preserve">2,000</w:t>
-                </w:r>
-              </w:sdtContent>
-            </w:sdt>
-            <w:r>
-              <w:rPr>
-                <w:rFonts w:ascii="Segoe UI" w:hAnsi="Segoe UI" w:cs="Segoe UI"/>
-                <w:color w:val="6E6E68"/>
-                <w:sz w:val="17"/>
-                <w:szCs w:val="17"/>
-              </w:rPr>
-              <w:t xml:space="preserve"> kg</w:t>
-            </w:r>
-          </w:p>
-        </w:tc>
-        <w:tc>
-          <w:tcPr>
-            <w:tcW w:w="2660" w:type="dxa"/>
-            <w:tcBorders>
-              <w:bottom w:val="single" w:sz="8" w:space="0" w:color="0F2B46"/>
-            </w:tcBorders>
-            <w:shd w:val="clear" w:color="auto" w:fill="F5F6F8"/>
-            <w:tcMar>
-              <w:top w:w="150" w:type="dxa"/>
-              <w:left w:w="200" w:type="dxa"/>
-              <w:bottom w:w="150" w:type="dxa"/>
-              <w:right w:w="200" w:type="dxa"/>
-            </w:tcMar>
-            <w:vAlign w:val="top"/>
-          </w:tcPr>
-          <w:p>
-            <w:pPr>
-              <w:spacing w:before="0" w:after="30"/>
-            </w:pPr>
-            <w:r>
-              <w:rPr>
-                <w:rFonts w:ascii="Segoe UI" w:hAnsi="Segoe UI" w:cs="Segoe UI"/>
-                <w:caps/>
-                <w:color w:val="9A9A94"/>
-                <w:spacing w:val="50"/>
-                <w:sz w:val="14"/>
-                <w:szCs w:val="14"/>
-              </w:rPr>
-              <w:t xml:space="preserve">Valor declarado</w:t>
-            </w:r>
-          </w:p>
-          <w:p>
-            <w:pPr>
-              <w:spacing w:before="0" w:after="0"/>
-            </w:pPr>
-            <w:r>
-              <w:rPr>
-                <w:rFonts w:ascii="Segoe UI" w:hAnsi="Segoe UI" w:cs="Segoe UI"/>
-                <w:color w:val="6E6E68"/>
-                <w:sz w:val="17"/>
-                <w:szCs w:val="17"/>
-              </w:rPr>
-              <w:t xml:space="preserve">$ </w:t>
-            </w:r>
-            <w:sdt>
-              <w:sdtPr>
-                <w:rPr>
-                  <w:rFonts w:ascii="Segoe UI Semibold" w:hAnsi="Segoe UI Semibold" w:cs="Segoe UI Semibold"/>
-                  <w:b/>
-                  <w:bCs/>
-                  <w:color w:val="0F2B46"/>
-                  <w:sz w:val="20"/>
-                  <w:szCs w:val="20"/>
-                </w:rPr>
-                <w:alias w:val="merc_valor"/>
-                <w:tag w:val="merc_valor"/>
-                <w:id w:val="1126"/>
-                <w:text/>
-              </w:sdtPr>
-              <w:sdtContent>
-                <w:r>
-                  <w:rPr>
-                    <w:rFonts w:ascii="Segoe UI Semibold" w:hAnsi="Segoe UI Semibold" w:cs="Segoe UI Semibold"/>
-                    <w:b/>
-                    <w:bCs/>
-                    <w:color w:val="0F2B46"/>
-                    <w:sz w:val="20"/>
-                    <w:szCs w:val="20"/>
-                  </w:rPr>
-                  <w:t xml:space="preserve">250,000.00</w:t>
-                </w:r>
-              </w:sdtContent>
-            </w:sdt>
-          </w:p>
-        </w:tc>
-      </w:tr>
-    </w:tbl>
-    <w:p>
-      <w:pPr>
-        <w:keepNext/>
-        <w:pBdr>
-          <w:left w:val="single" w:sz="16" w:space="7" w:color="B4975A"/>
-          <w:bottom w:val="single" w:sz="4" w:space="7" w:color="D8DBE0"/>
-        </w:pBdr>
-        <w:spacing w:before="340" w:after="160"/>
+        <w:spacing w:before="280" w:after="130"/>
         <w:ind w:left="190"/>
       </w:pPr>
       <w:r>
@@ -4312,7 +3163,7 @@
       <w:tr>
         <w:trPr>
           <w:cantSplit/>
-          <w:trHeight w:val="620" w:hRule="atLeast"/>
+          <w:trHeight w:val="540" w:hRule="atLeast"/>
           <w:tblHeader/>
         </w:trPr>
         <w:tc>
@@ -4351,9 +3202,9 @@
             <w:tcW w:w="3000" w:type="dxa"/>
             <w:shd w:val="clear" w:color="auto" w:fill="0F2B46"/>
             <w:tcMar>
-              <w:top w:w="140" w:type="dxa"/>
+              <w:top w:w="120" w:type="dxa"/>
               <w:left w:w="220" w:type="dxa"/>
-              <w:bottom w:w="140" w:type="dxa"/>
+              <w:bottom w:w="120" w:type="dxa"/>
               <w:right w:w="220" w:type="dxa"/>
             </w:tcMar>
             <w:vAlign w:val="center"/>
@@ -4382,7 +3233,7 @@
       <w:tr>
         <w:trPr>
           <w:cantSplit/>
-          <w:trHeight w:val="560" w:hRule="atLeast"/>
+          <w:trHeight w:val="480" w:hRule="atLeast"/>
         </w:trPr>
         <w:tc>
           <w:tcPr>
@@ -4422,9 +3273,9 @@
             </w:tcBorders>
             <w:shd w:val="clear" w:color="auto" w:fill="FFFFFF"/>
             <w:tcMar>
-              <w:top w:w="130" w:type="dxa"/>
+              <w:top w:w="110" w:type="dxa"/>
               <w:left w:w="220" w:type="dxa"/>
-              <w:bottom w:w="130" w:type="dxa"/>
+              <w:bottom w:w="110" w:type="dxa"/>
               <w:right w:w="220" w:type="dxa"/>
             </w:tcMar>
             <w:vAlign w:val="center"/>
@@ -4451,7 +3302,7 @@
       <w:tr>
         <w:trPr>
           <w:cantSplit/>
-          <w:trHeight w:val="560" w:hRule="atLeast"/>
+          <w:trHeight w:val="480" w:hRule="atLeast"/>
         </w:trPr>
         <w:tc>
           <w:tcPr>
@@ -4491,9 +3342,9 @@
             </w:tcBorders>
             <w:shd w:val="clear" w:color="auto" w:fill="F5F6F8"/>
             <w:tcMar>
-              <w:top w:w="130" w:type="dxa"/>
+              <w:top w:w="110" w:type="dxa"/>
               <w:left w:w="220" w:type="dxa"/>
-              <w:bottom w:w="130" w:type="dxa"/>
+              <w:bottom w:w="110" w:type="dxa"/>
               <w:right w:w="220" w:type="dxa"/>
             </w:tcMar>
             <w:vAlign w:val="center"/>
@@ -4520,7 +3371,7 @@
       <w:tr>
         <w:trPr>
           <w:cantSplit/>
-          <w:trHeight w:val="560" w:hRule="atLeast"/>
+          <w:trHeight w:val="480" w:hRule="atLeast"/>
         </w:trPr>
         <w:tc>
           <w:tcPr>
@@ -4560,9 +3411,9 @@
             </w:tcBorders>
             <w:shd w:val="clear" w:color="auto" w:fill="FFFFFF"/>
             <w:tcMar>
-              <w:top w:w="130" w:type="dxa"/>
+              <w:top w:w="110" w:type="dxa"/>
               <w:left w:w="220" w:type="dxa"/>
-              <w:bottom w:w="130" w:type="dxa"/>
+              <w:bottom w:w="110" w:type="dxa"/>
               <w:right w:w="220" w:type="dxa"/>
             </w:tcMar>
             <w:vAlign w:val="center"/>
@@ -4589,7 +3440,7 @@
       <w:tr>
         <w:trPr>
           <w:cantSplit/>
-          <w:trHeight w:val="800" w:hRule="atLeast"/>
+          <w:trHeight w:val="700" w:hRule="atLeast"/>
         </w:trPr>
         <w:tc>
           <w:tcPr>
@@ -4599,9 +3450,9 @@
             </w:tcBorders>
             <w:shd w:val="clear" w:color="auto" w:fill="0F2B46"/>
             <w:tcMar>
-              <w:top w:w="180" w:type="dxa"/>
+              <w:top w:w="150" w:type="dxa"/>
               <w:left w:w="220" w:type="dxa"/>
-              <w:bottom w:w="180" w:type="dxa"/>
+              <w:bottom w:w="150" w:type="dxa"/>
               <w:right w:w="220" w:type="dxa"/>
             </w:tcMar>
             <w:vAlign w:val="center"/>
@@ -4633,9 +3484,9 @@
             </w:tcBorders>
             <w:shd w:val="clear" w:color="auto" w:fill="0F2B46"/>
             <w:tcMar>
-              <w:top w:w="180" w:type="dxa"/>
+              <w:top w:w="150" w:type="dxa"/>
               <w:left w:w="220" w:type="dxa"/>
-              <w:bottom w:w="180" w:type="dxa"/>
+              <w:bottom w:w="150" w:type="dxa"/>
               <w:right w:w="220" w:type="dxa"/>
             </w:tcMar>
             <w:vAlign w:val="center"/>
@@ -4660,22 +3511,6 @@
         </w:tc>
       </w:tr>
     </w:tbl>
-    <w:p>
-      <w:pPr>
-        <w:spacing w:before="110" w:after="0"/>
-      </w:pPr>
-      <w:r>
-        <w:rPr>
-          <w:rFonts w:ascii="Segoe UI" w:hAnsi="Segoe UI" w:cs="Segoe UI"/>
-          <w:i/>
-          <w:iCs/>
-          <w:color w:val="6E6E68"/>
-          <w:sz w:val="15"/>
-          <w:szCs w:val="15"/>
-        </w:rPr>
-        <w:t xml:space="preserve">Importes expresados en pesos mexicanos (MXN). Los precios indicados no incluyen IVA.</w:t>
-      </w:r>
-    </w:p>
     <w:p>
       <w:pPr>
         <w:keepNext/>
@@ -4683,7 +3518,7 @@
           <w:left w:val="single" w:sz="16" w:space="7" w:color="B4975A"/>
           <w:bottom w:val="single" w:sz="4" w:space="7" w:color="D8DBE0"/>
         </w:pBdr>
-        <w:spacing w:before="340" w:after="160"/>
+        <w:spacing w:before="280" w:after="130"/>
         <w:ind w:left="190"/>
       </w:pPr>
       <w:r>
@@ -4706,7 +3541,7 @@
           <w:ilvl w:val="0"/>
           <w:numId w:val="1"/>
         </w:numPr>
-        <w:spacing w:before="0" w:after="70" w:line="250" w:lineRule="auto"/>
+        <w:spacing w:before="0" w:after="60" w:line="232" w:lineRule="auto"/>
         <w:ind w:left="420" w:hanging="420"/>
         <w:contextualSpacing/>
         <w:jc w:val="both"/>
@@ -4715,8 +3550,8 @@
         <w:rPr>
           <w:rFonts w:ascii="Segoe UI" w:hAnsi="Segoe UI" w:cs="Segoe UI"/>
           <w:color w:val="33383D"/>
-          <w:sz w:val="17"/>
-          <w:szCs w:val="17"/>
+          <w:sz w:val="16"/>
+          <w:szCs w:val="16"/>
         </w:rPr>
         <w:t xml:space="preserve">La presente cotización se emite con base en las características de la mercancía proporcionadas por el cliente.</w:t>
       </w:r>
@@ -4727,7 +3562,7 @@
           <w:ilvl w:val="0"/>
           <w:numId w:val="1"/>
         </w:numPr>
-        <w:spacing w:before="0" w:after="70" w:line="250" w:lineRule="auto"/>
+        <w:spacing w:before="0" w:after="60" w:line="232" w:lineRule="auto"/>
         <w:ind w:left="420" w:hanging="420"/>
         <w:contextualSpacing/>
         <w:jc w:val="both"/>
@@ -4736,8 +3571,8 @@
         <w:rPr>
           <w:rFonts w:ascii="Segoe UI" w:hAnsi="Segoe UI" w:cs="Segoe UI"/>
           <w:color w:val="33383D"/>
-          <w:sz w:val="17"/>
-          <w:szCs w:val="17"/>
+          <w:sz w:val="16"/>
+          <w:szCs w:val="16"/>
         </w:rPr>
         <w:t xml:space="preserve">Todos los importes indicados son más IVA.</w:t>
       </w:r>
@@ -4748,7 +3583,7 @@
           <w:ilvl w:val="0"/>
           <w:numId w:val="1"/>
         </w:numPr>
-        <w:spacing w:before="0" w:after="70" w:line="250" w:lineRule="auto"/>
+        <w:spacing w:before="0" w:after="60" w:line="232" w:lineRule="auto"/>
         <w:ind w:left="420" w:hanging="420"/>
         <w:contextualSpacing/>
         <w:jc w:val="both"/>
@@ -4757,8 +3592,8 @@
         <w:rPr>
           <w:rFonts w:ascii="Segoe UI" w:hAnsi="Segoe UI" w:cs="Segoe UI"/>
           <w:color w:val="33383D"/>
-          <w:sz w:val="17"/>
-          <w:szCs w:val="17"/>
+          <w:sz w:val="16"/>
+          <w:szCs w:val="16"/>
         </w:rPr>
         <w:t xml:space="preserve">Los precios están sujetos a validación del peso, dimensiones y condiciones reales de la mercancía al momento de la recolección.</w:t>
       </w:r>
@@ -4769,7 +3604,7 @@
           <w:ilvl w:val="0"/>
           <w:numId w:val="1"/>
         </w:numPr>
-        <w:spacing w:before="0" w:after="70" w:line="250" w:lineRule="auto"/>
+        <w:spacing w:before="0" w:after="60" w:line="232" w:lineRule="auto"/>
         <w:ind w:left="420" w:hanging="420"/>
         <w:contextualSpacing/>
         <w:jc w:val="both"/>
@@ -4778,8 +3613,8 @@
         <w:rPr>
           <w:rFonts w:ascii="Segoe UI" w:hAnsi="Segoe UI" w:cs="Segoe UI"/>
           <w:color w:val="33383D"/>
-          <w:sz w:val="17"/>
-          <w:szCs w:val="17"/>
+          <w:sz w:val="16"/>
+          <w:szCs w:val="16"/>
         </w:rPr>
         <w:t xml:space="preserve">El seguro de mercancía es opcional. En caso de requerir que el embarque viaje asegurado por Fletes Tauro, el costo será de $8.00 por cada millar del valor comercial declarado de la mercancía.</w:t>
       </w:r>
@@ -4790,7 +3625,7 @@
           <w:ilvl w:val="0"/>
           <w:numId w:val="1"/>
         </w:numPr>
-        <w:spacing w:before="0" w:after="70" w:line="250" w:lineRule="auto"/>
+        <w:spacing w:before="0" w:after="60" w:line="232" w:lineRule="auto"/>
         <w:ind w:left="420" w:hanging="420"/>
         <w:contextualSpacing/>
         <w:jc w:val="both"/>
@@ -4799,8 +3634,8 @@
         <w:rPr>
           <w:rFonts w:ascii="Segoe UI" w:hAnsi="Segoe UI" w:cs="Segoe UI"/>
           <w:color w:val="33383D"/>
-          <w:sz w:val="17"/>
-          <w:szCs w:val="17"/>
+          <w:sz w:val="16"/>
+          <w:szCs w:val="16"/>
         </w:rPr>
         <w:t xml:space="preserve">La cotización no incluye servicios adicionales como maniobras, almacenajes, reexpediciones, citas de entrega (las cuales deberán solicitarse con un mínimo de 48 horas de anticipación) ni cualquier otro concepto extraordinario que pudiera generarse durante la operación.</w:t>
       </w:r>
@@ -4811,7 +3646,7 @@
           <w:ilvl w:val="0"/>
           <w:numId w:val="1"/>
         </w:numPr>
-        <w:spacing w:before="0" w:after="70" w:line="250" w:lineRule="auto"/>
+        <w:spacing w:before="0" w:after="60" w:line="232" w:lineRule="auto"/>
         <w:ind w:left="420" w:hanging="420"/>
         <w:contextualSpacing/>
         <w:jc w:val="both"/>
@@ -4820,153 +3655,12 @@
         <w:rPr>
           <w:rFonts w:ascii="Segoe UI" w:hAnsi="Segoe UI" w:cs="Segoe UI"/>
           <w:color w:val="33383D"/>
-          <w:sz w:val="17"/>
-          <w:szCs w:val="17"/>
+          <w:sz w:val="16"/>
+          <w:szCs w:val="16"/>
         </w:rPr>
         <w:t xml:space="preserve">Para las recolecciones y entregas locales se utilizan unidades tipo rabón, mientras que el traslado entre Monterrey y Ciudad de México se realiza en tráiler con caja seca de 48 o 53 pies, de acuerdo con la disponibilidad operativa.</w:t>
       </w:r>
     </w:p>
-    <w:tbl>
-      <w:tblPr>
-        <w:tblW w:w="10080" w:type="dxa"/>
-        <w:tblLayout w:type="fixed"/>
-        <w:tblCellMar>
-          <w:top w:w="60" w:type="dxa"/>
-          <w:left w:w="100" w:type="dxa"/>
-          <w:bottom w:w="60" w:type="dxa"/>
-          <w:right w:w="100" w:type="dxa"/>
-        </w:tblCellMar>
-        <w:tblLook w:val="0000" w:firstRow="0" w:lastRow="0" w:firstColumn="0" w:lastColumn="0" w:noHBand="1" w:noVBand="1"/>
-      </w:tblPr>
-      <w:tblGrid>
-        <w:gridCol w:w="5600"/>
-        <w:gridCol w:w="4480"/>
-      </w:tblGrid>
-      <w:tr>
-        <w:trPr>
-          <w:cantSplit/>
-        </w:trPr>
-        <w:tc>
-          <w:tcPr>
-            <w:tcW w:w="5600" w:type="dxa"/>
-            <w:tcMar>
-              <w:top w:w="0" w:type="dxa"/>
-              <w:left w:w="0" w:type="dxa"/>
-              <w:bottom w:w="0" w:type="dxa"/>
-              <w:right w:w="260" w:type="dxa"/>
-            </w:tcMar>
-            <w:vAlign w:val="bottom"/>
-          </w:tcPr>
-          <w:p>
-            <w:pPr>
-              <w:spacing w:before="150" w:after="170"/>
-            </w:pPr>
-            <w:r>
-              <w:rPr>
-                <w:rFonts w:ascii="Segoe UI" w:hAnsi="Segoe UI" w:cs="Segoe UI"/>
-                <w:caps/>
-                <w:color w:val="9A9A94"/>
-                <w:spacing w:val="60"/>
-                <w:sz w:val="15"/>
-                <w:szCs w:val="15"/>
-              </w:rPr>
-              <w:t xml:space="preserve">Atentamente</w:t>
-            </w:r>
-          </w:p>
-          <w:p>
-            <w:pPr>
-              <w:pBdr>
-                <w:top w:val="single" w:sz="4" w:space="5" w:color="D8DBE0"/>
-              </w:pBdr>
-              <w:spacing w:before="0" w:after="0"/>
-            </w:pPr>
-            <w:sdt>
-              <w:sdtPr>
-                <w:rPr>
-                  <w:rFonts w:ascii="Segoe UI Semibold" w:hAnsi="Segoe UI Semibold" w:cs="Segoe UI Semibold"/>
-                  <w:b/>
-                  <w:bCs/>
-                  <w:color w:val="0F2B46"/>
-                  <w:sz w:val="19"/>
-                  <w:szCs w:val="19"/>
-                </w:rPr>
-                <w:alias w:val="doc_ejecutivo_firma"/>
-                <w:tag w:val="doc_ejecutivo_firma"/>
-                <w:id w:val="1127"/>
-                <w:text/>
-              </w:sdtPr>
-              <w:sdtContent>
-                <w:r>
-                  <w:rPr>
-                    <w:rFonts w:ascii="Segoe UI Semibold" w:hAnsi="Segoe UI Semibold" w:cs="Segoe UI Semibold"/>
-                    <w:b/>
-                    <w:bCs/>
-                    <w:color w:val="0F2B46"/>
-                    <w:sz w:val="19"/>
-                    <w:szCs w:val="19"/>
-                  </w:rPr>
-                  <w:t xml:space="preserve">Nombre del ejecutivo</w:t>
-                </w:r>
-              </w:sdtContent>
-            </w:sdt>
-            <w:r>
-              <w:rPr>
-                <w:rFonts w:ascii="Segoe UI" w:hAnsi="Segoe UI" w:cs="Segoe UI"/>
-                <w:color w:val="6E6E68"/>
-                <w:sz w:val="16"/>
-                <w:szCs w:val="16"/>
-              </w:rPr>
-              <w:t xml:space="preserve">   ·   Ejecutivo de cuenta</w:t>
-            </w:r>
-          </w:p>
-        </w:tc>
-        <w:tc>
-          <w:tcPr>
-            <w:tcW w:w="4480" w:type="dxa"/>
-            <w:tcMar>
-              <w:top w:w="0" w:type="dxa"/>
-              <w:left w:w="260" w:type="dxa"/>
-              <w:bottom w:w="0" w:type="dxa"/>
-              <w:right w:w="0" w:type="dxa"/>
-            </w:tcMar>
-            <w:vAlign w:val="bottom"/>
-          </w:tcPr>
-          <w:p>
-            <w:pPr>
-              <w:spacing w:before="150" w:after="170"/>
-            </w:pPr>
-            <w:r>
-              <w:rPr>
-                <w:rFonts w:ascii="Segoe UI" w:hAnsi="Segoe UI" w:cs="Segoe UI"/>
-                <w:caps/>
-                <w:color w:val="9A9A94"/>
-                <w:spacing w:val="60"/>
-                <w:sz w:val="15"/>
-                <w:szCs w:val="15"/>
-              </w:rPr>
-              <w:t xml:space="preserve">Aceptación del cliente</w:t>
-            </w:r>
-          </w:p>
-          <w:p>
-            <w:pPr>
-              <w:pBdr>
-                <w:top w:val="single" w:sz="4" w:space="5" w:color="D8DBE0"/>
-              </w:pBdr>
-              <w:spacing w:before="0" w:after="0"/>
-            </w:pPr>
-            <w:r>
-              <w:rPr>
-                <w:rFonts w:ascii="Segoe UI" w:hAnsi="Segoe UI" w:cs="Segoe UI"/>
-                <w:color w:val="6E6E68"/>
-                <w:sz w:val="16"/>
-                <w:szCs w:val="16"/>
-              </w:rPr>
-              <w:t xml:space="preserve">Nombre y firma</w:t>
-            </w:r>
-          </w:p>
-        </w:tc>
-      </w:tr>
-    </w:tbl>
     <w:p>
       <w:pPr>
         <w:spacing w:before="0" w:after="0"/>
@@ -4978,15 +3672,15 @@
           <w:footerReference w:type="default" r:id="rId7"/>
           <w:type w:val="nextPage"/>
           <w:pgSz w:w="12240" w:h="15840"/>
-          <w:pgMar w:top="1980" w:right="1080" w:bottom="1900" w:left="1080" w:header="620" w:footer="520" w:gutter="0"/>
+          <w:pgMar w:top="1820" w:right="1080" w:bottom="1780" w:left="1080" w:header="520" w:footer="440" w:gutter="0"/>
           <w:pgNumType w:start="1"/>
           <w:cols w:space="708"/>
           <w:docGrid w:linePitch="360"/>
         </w:sectPr>
       </w:pPr>
     </w:p>
-    <w:bookmarkStart w:id="1128" w:name="TABULADORES"/>
-    <w:bookmarkEnd w:id="1128"/>
+    <w:bookmarkStart w:id="1094" w:name="TABULADORES"/>
+    <w:bookmarkEnd w:id="1094"/>
     <w:p>
       <w:pPr>
         <w:spacing w:before="0" w:after="60"/>
@@ -9760,7 +8454,7 @@
               <wp:inline distT="0" distB="0" distL="0" distR="0">
                 <wp:extent cx="566928" cy="578990"/>
                 <wp:effectExtent l="0" t="0" r="0" b="0"/>
-                <wp:docPr id="1066" name="Grupo Tauro"/>
+                <wp:docPr id="1049" name="Grupo Tauro"/>
                 <wp:cNvGraphicFramePr>
                   <a:graphicFrameLocks xmlns:a="http://schemas.openxmlformats.org/drawingml/2006/main" noChangeAspect="1"/>
                 </wp:cNvGraphicFramePr>
@@ -9768,7 +8462,7 @@
                   <a:graphicData uri="http://schemas.openxmlformats.org/drawingml/2006/picture">
                     <pic:pic xmlns:pic="http://schemas.openxmlformats.org/drawingml/2006/picture">
                       <pic:nvPicPr>
-                        <pic:cNvPr id="1067" name="Grupo Tauro"/>
+                        <pic:cNvPr id="1050" name="Grupo Tauro"/>
                         <pic:cNvPicPr/>
                       </pic:nvPicPr>
                       <pic:blipFill>
@@ -9810,7 +8504,7 @@
         </w:tcPr>
         <w:p>
           <w:pPr>
-            <w:spacing w:before="90" w:after="30"/>
+            <w:spacing w:before="70" w:after="25"/>
           </w:pPr>
           <w:r>
             <w:rPr>
@@ -9828,28 +8522,28 @@
         </w:p>
         <w:p>
           <w:pPr>
-            <w:spacing w:before="0" w:after="8"/>
+            <w:spacing w:before="0" w:after="6"/>
           </w:pPr>
           <w:r>
             <w:rPr>
               <w:rFonts w:ascii="Segoe UI" w:hAnsi="Segoe UI" w:cs="Segoe UI"/>
               <w:color w:val="6E6E68"/>
-              <w:sz w:val="13"/>
-              <w:szCs w:val="13"/>
+              <w:sz w:val="12"/>
+              <w:szCs w:val="12"/>
             </w:rPr>
             <w:t xml:space="preserve">Carretera a Laredo Km. 16.5 No. 16501 · Col. Moisés Sáenz</w:t>
           </w:r>
         </w:p>
         <w:p>
           <w:pPr>
-            <w:spacing w:before="0" w:after="8"/>
+            <w:spacing w:before="0" w:after="6"/>
           </w:pPr>
           <w:r>
             <w:rPr>
               <w:rFonts w:ascii="Segoe UI" w:hAnsi="Segoe UI" w:cs="Segoe UI"/>
               <w:color w:val="6E6E68"/>
-              <w:sz w:val="13"/>
-              <w:szCs w:val="13"/>
+              <w:sz w:val="12"/>
+              <w:szCs w:val="12"/>
             </w:rPr>
             <w:t xml:space="preserve">Apodaca, N.L., C.P. 66613 · Tel.: (81) 1958-0740</w:t>
           </w:r>
@@ -9871,7 +8565,7 @@
         </w:tcPr>
         <w:p>
           <w:pPr>
-            <w:spacing w:before="90" w:after="30"/>
+            <w:spacing w:before="70" w:after="25"/>
           </w:pPr>
           <w:r>
             <w:rPr>
@@ -9889,28 +8583,28 @@
         </w:p>
         <w:p>
           <w:pPr>
-            <w:spacing w:before="0" w:after="8"/>
+            <w:spacing w:before="0" w:after="6"/>
           </w:pPr>
           <w:r>
             <w:rPr>
               <w:rFonts w:ascii="Segoe UI" w:hAnsi="Segoe UI" w:cs="Segoe UI"/>
               <w:color w:val="6E6E68"/>
-              <w:sz w:val="13"/>
-              <w:szCs w:val="13"/>
+              <w:sz w:val="12"/>
+              <w:szCs w:val="12"/>
             </w:rPr>
             <w:t xml:space="preserve">Álamo No. 28 / Av. Ceylán Esq. Encino · Col. Tabla Honda</w:t>
           </w:r>
         </w:p>
         <w:p>
           <w:pPr>
-            <w:spacing w:before="0" w:after="8"/>
+            <w:spacing w:before="0" w:after="6"/>
           </w:pPr>
           <w:r>
             <w:rPr>
               <w:rFonts w:ascii="Segoe UI" w:hAnsi="Segoe UI" w:cs="Segoe UI"/>
               <w:color w:val="6E6E68"/>
-              <w:sz w:val="13"/>
-              <w:szCs w:val="13"/>
+              <w:sz w:val="12"/>
+              <w:szCs w:val="12"/>
             </w:rPr>
             <w:t xml:space="preserve">Tlalnepantla, Edo. de México · Tel.: (55) 5308-7500</w:t>
           </w:r>
@@ -10315,7 +9009,7 @@
     <w:tr>
       <w:trPr>
         <w:cantSplit/>
-        <w:trHeight w:val="1060" w:hRule="atLeast"/>
+        <w:trHeight w:val="940" w:hRule="atLeast"/>
       </w:trPr>
       <w:tc>
         <w:tcPr>
@@ -10335,9 +9029,9 @@
           <w:r>
             <w:drawing>
               <wp:inline distT="0" distB="0" distL="0" distR="0">
-                <wp:extent cx="1261872" cy="974076"/>
+                <wp:extent cx="1078992" cy="832906"/>
                 <wp:effectExtent l="0" t="0" r="0" b="0"/>
-                <wp:docPr id="1065" name="Fletes Tauro"/>
+                <wp:docPr id="1048" name="Fletes Tauro"/>
                 <wp:cNvGraphicFramePr>
                   <a:graphicFrameLocks xmlns:a="http://schemas.openxmlformats.org/drawingml/2006/main" noChangeAspect="1"/>
                 </wp:cNvGraphicFramePr>
@@ -10345,7 +9039,7 @@
                   <a:graphicData uri="http://schemas.openxmlformats.org/drawingml/2006/picture">
                     <pic:pic xmlns:pic="http://schemas.openxmlformats.org/drawingml/2006/picture">
                       <pic:nvPicPr>
-                        <pic:cNvPr id="1066" name="Fletes Tauro"/>
+                        <pic:cNvPr id="1049" name="Fletes Tauro"/>
                         <pic:cNvPicPr/>
                       </pic:nvPicPr>
                       <pic:blipFill>
@@ -10357,7 +9051,7 @@
                       <pic:spPr>
                         <a:xfrm>
                           <a:off x="0" y="0"/>
-                          <a:ext cx="1261872" cy="974076"/>
+                          <a:ext cx="1078992" cy="832906"/>
                         </a:xfrm>
                         <a:prstGeom prst="rect">
                           <a:avLst/>
